--- a/Source Data/Tagging/tagging_Rscripts/0. READ ME - tagging_Rscripts.docx
+++ b/Source Data/Tagging/tagging_Rscripts/0. READ ME - tagging_Rscripts.docx
@@ -30,25 +30,7 @@
         <w:t xml:space="preserve">tion with </w:t>
       </w:r>
       <w:r>
-        <w:t xml:space="preserve">HSC </w:t>
-      </w:r>
-      <w:proofErr w:type="spellStart"/>
-      <w:proofErr w:type="gramStart"/>
-      <w:r>
-        <w:t>offboarding.docs</w:t>
-      </w:r>
-      <w:proofErr w:type="spellEnd"/>
-      <w:proofErr w:type="gramEnd"/>
-      <w:r>
-        <w:t xml:space="preserve">, found in Brittani Scott’s offboarding documents on </w:t>
-      </w:r>
-      <w:proofErr w:type="spellStart"/>
-      <w:r>
-        <w:t>Sharepoint</w:t>
-      </w:r>
-      <w:proofErr w:type="spellEnd"/>
-      <w:r>
-        <w:t>.</w:t>
+        <w:t>HSC offboarding.docs, found in Brittani Scott’s offboarding documents on Sharepoint.</w:t>
       </w:r>
     </w:p>
     <w:p>
@@ -69,19 +51,8 @@
           <w:b/>
           <w:bCs/>
         </w:rPr>
-        <w:t xml:space="preserve">HSC Brittni’s R </w:t>
+        <w:t>HSC Brittni’s R script.R</w:t>
       </w:r>
-      <w:proofErr w:type="spellStart"/>
-      <w:proofErr w:type="gramStart"/>
-      <w:r>
-        <w:rPr>
-          <w:b/>
-          <w:bCs/>
-        </w:rPr>
-        <w:t>script.R</w:t>
-      </w:r>
-      <w:proofErr w:type="spellEnd"/>
-      <w:proofErr w:type="gramEnd"/>
     </w:p>
     <w:p>
       <w:pPr>
@@ -408,17 +379,8 @@
           <w:b/>
           <w:bCs/>
         </w:rPr>
-        <w:t xml:space="preserve">List of Return Name for the Draw 2022 </w:t>
+        <w:t>List of Return Name for the Draw 2022 Seasons.R</w:t>
       </w:r>
-      <w:proofErr w:type="spellStart"/>
-      <w:r>
-        <w:rPr>
-          <w:b/>
-          <w:bCs/>
-        </w:rPr>
-        <w:t>Seasons.R</w:t>
-      </w:r>
-      <w:proofErr w:type="spellEnd"/>
     </w:p>
     <w:p>
       <w:pPr>
@@ -686,38 +648,23 @@
         <w:t>This table of important data frames can be found in Brittani’s offboarding document.</w:t>
       </w:r>
       <w:r>
-        <w:t xml:space="preserve"> Any update to her coding should use these </w:t>
-      </w:r>
-      <w:proofErr w:type="spellStart"/>
-      <w:r>
-        <w:t>dataframes</w:t>
-      </w:r>
-      <w:proofErr w:type="spellEnd"/>
-      <w:r>
-        <w:t xml:space="preserve">, but from the correct location (currently opening in </w:t>
-      </w:r>
-      <w:proofErr w:type="spellStart"/>
-      <w:r>
-        <w:t>sharepoint</w:t>
-      </w:r>
-      <w:proofErr w:type="spellEnd"/>
-      <w:r>
-        <w:t>)</w:t>
+        <w:t xml:space="preserve"> Any update to her coding should use these dataframes, but from the correct location (currently opening in sharepoint)</w:t>
       </w:r>
     </w:p>
     <w:tbl>
       <w:tblPr>
         <w:tblStyle w:val="GridTable4-Accent1"/>
-        <w:tblpPr w:leftFromText="180" w:rightFromText="180" w:vertAnchor="text" w:horzAnchor="margin" w:tblpY="20"/>
-        <w:tblW w:w="0" w:type="auto"/>
+        <w:tblpPr w:leftFromText="180" w:rightFromText="180" w:vertAnchor="text" w:horzAnchor="margin" w:tblpX="-1281" w:tblpY="20"/>
+        <w:tblW w:w="11766" w:type="dxa"/>
         <w:tblLook w:val="04A0" w:firstRow="1" w:lastRow="0" w:firstColumn="1" w:lastColumn="0" w:noHBand="0" w:noVBand="1"/>
       </w:tblPr>
       <w:tblGrid>
-        <w:gridCol w:w="1981"/>
-        <w:gridCol w:w="2071"/>
-        <w:gridCol w:w="1962"/>
-        <w:gridCol w:w="1106"/>
-        <w:gridCol w:w="2230"/>
+        <w:gridCol w:w="1982"/>
+        <w:gridCol w:w="2343"/>
+        <w:gridCol w:w="2089"/>
+        <w:gridCol w:w="1130"/>
+        <w:gridCol w:w="2263"/>
+        <w:gridCol w:w="1959"/>
       </w:tblGrid>
       <w:tr>
         <w:trPr>
@@ -735,26 +682,18 @@
                 <w:lang w:val="en-CA"/>
               </w:rPr>
             </w:pPr>
-            <w:proofErr w:type="spellStart"/>
             <w:r>
               <w:rPr>
                 <w:lang w:val="en-CA"/>
               </w:rPr>
               <w:lastRenderedPageBreak/>
-              <w:t>Dataframe</w:t>
-            </w:r>
-            <w:proofErr w:type="spellEnd"/>
-            <w:r>
-              <w:rPr>
-                <w:lang w:val="en-CA"/>
-              </w:rPr>
-              <w:t xml:space="preserve"> name</w:t>
-            </w:r>
-          </w:p>
-        </w:tc>
-        <w:tc>
-          <w:tcPr>
-            <w:tcW w:w="2071" w:type="dxa"/>
+              <w:t>Dataframe name</w:t>
+            </w:r>
+          </w:p>
+        </w:tc>
+        <w:tc>
+          <w:tcPr>
+            <w:tcW w:w="2409" w:type="dxa"/>
             <w:vAlign w:val="center"/>
           </w:tcPr>
           <w:p>
@@ -774,7 +713,7 @@
         </w:tc>
         <w:tc>
           <w:tcPr>
-            <w:tcW w:w="1962" w:type="dxa"/>
+            <w:tcW w:w="2126" w:type="dxa"/>
             <w:vAlign w:val="center"/>
           </w:tcPr>
           <w:p>
@@ -794,7 +733,7 @@
         </w:tc>
         <w:tc>
           <w:tcPr>
-            <w:tcW w:w="1106" w:type="dxa"/>
+            <w:tcW w:w="1134" w:type="dxa"/>
           </w:tcPr>
           <w:p>
             <w:pPr>
@@ -813,7 +752,7 @@
         </w:tc>
         <w:tc>
           <w:tcPr>
-            <w:tcW w:w="2230" w:type="dxa"/>
+            <w:tcW w:w="2268" w:type="dxa"/>
             <w:vAlign w:val="center"/>
           </w:tcPr>
           <w:p>
@@ -828,6 +767,19 @@
                 <w:lang w:val="en-CA"/>
               </w:rPr>
               <w:t>Link</w:t>
+            </w:r>
+          </w:p>
+        </w:tc>
+        <w:tc>
+          <w:tcPr>
+            <w:tcW w:w="1848" w:type="dxa"/>
+          </w:tcPr>
+          <w:p>
+            <w:pPr>
+              <w:cnfStyle w:val="100000000000" w:firstRow="1" w:lastRow="0" w:firstColumn="0" w:lastColumn="0" w:oddVBand="0" w:evenVBand="0" w:oddHBand="0" w:evenHBand="0" w:firstRowFirstColumn="0" w:firstRowLastColumn="0" w:lastRowFirstColumn="0" w:lastRowLastColumn="0"/>
+            </w:pPr>
+            <w:r>
+              <w:t>Is this somewhere else?</w:t>
             </w:r>
           </w:p>
         </w:tc>
@@ -852,7 +804,6 @@
               </w:rPr>
             </w:pPr>
             <w:bookmarkStart w:id="0" w:name="_Toc139017634"/>
-            <w:proofErr w:type="spellStart"/>
             <w:r>
               <w:rPr>
                 <w:sz w:val="20"/>
@@ -862,12 +813,11 @@
               <w:t>TaggingEvents</w:t>
             </w:r>
             <w:bookmarkEnd w:id="0"/>
-            <w:proofErr w:type="spellEnd"/>
-          </w:p>
-        </w:tc>
-        <w:tc>
-          <w:tcPr>
-            <w:tcW w:w="2071" w:type="dxa"/>
+          </w:p>
+        </w:tc>
+        <w:tc>
+          <w:tcPr>
+            <w:tcW w:w="2409" w:type="dxa"/>
             <w:vAlign w:val="center"/>
           </w:tcPr>
           <w:p>
@@ -891,7 +841,7 @@
         </w:tc>
         <w:tc>
           <w:tcPr>
-            <w:tcW w:w="1962" w:type="dxa"/>
+            <w:tcW w:w="2126" w:type="dxa"/>
             <w:vAlign w:val="center"/>
           </w:tcPr>
           <w:p>
@@ -909,27 +859,8 @@
                 <w:szCs w:val="20"/>
                 <w:lang w:val="en-CA"/>
               </w:rPr>
-              <w:t xml:space="preserve">Used in both </w:t>
-            </w:r>
-            <w:proofErr w:type="spellStart"/>
-            <w:r>
-              <w:rPr>
-                <w:sz w:val="20"/>
-                <w:szCs w:val="20"/>
-                <w:lang w:val="en-CA"/>
-              </w:rPr>
-              <w:t>reINFO.R</w:t>
-            </w:r>
-            <w:proofErr w:type="spellEnd"/>
-            <w:r>
-              <w:rPr>
-                <w:sz w:val="20"/>
-                <w:szCs w:val="20"/>
-                <w:lang w:val="en-CA"/>
-              </w:rPr>
-              <w:t xml:space="preserve"> to help create </w:t>
-            </w:r>
-            <w:proofErr w:type="spellStart"/>
+              <w:t xml:space="preserve">Used in both reINFO.R to help create </w:t>
+            </w:r>
             <w:r>
               <w:rPr>
                 <w:i/>
@@ -940,36 +871,14 @@
               </w:rPr>
               <w:t>reINFO</w:t>
             </w:r>
-            <w:proofErr w:type="spellEnd"/>
-            <w:r>
-              <w:rPr>
-                <w:sz w:val="20"/>
-                <w:szCs w:val="20"/>
-                <w:lang w:val="en-CA"/>
-              </w:rPr>
-              <w:t xml:space="preserve"> and in HSC Brittni’s R </w:t>
-            </w:r>
-            <w:proofErr w:type="spellStart"/>
-            <w:proofErr w:type="gramStart"/>
-            <w:r>
-              <w:rPr>
-                <w:sz w:val="20"/>
-                <w:szCs w:val="20"/>
-                <w:lang w:val="en-CA"/>
-              </w:rPr>
-              <w:t>script.R</w:t>
-            </w:r>
-            <w:proofErr w:type="spellEnd"/>
-            <w:proofErr w:type="gramEnd"/>
-            <w:r>
-              <w:rPr>
-                <w:sz w:val="20"/>
-                <w:szCs w:val="20"/>
-                <w:lang w:val="en-CA"/>
-              </w:rPr>
-              <w:t xml:space="preserve"> to help create the </w:t>
-            </w:r>
-            <w:proofErr w:type="spellStart"/>
+            <w:r>
+              <w:rPr>
+                <w:sz w:val="20"/>
+                <w:szCs w:val="20"/>
+                <w:lang w:val="en-CA"/>
+              </w:rPr>
+              <w:t xml:space="preserve"> and in HSC Brittni’s R script.R to help create the </w:t>
+            </w:r>
             <w:r>
               <w:rPr>
                 <w:i/>
@@ -980,7 +889,6 @@
               </w:rPr>
               <w:t>workingsheet</w:t>
             </w:r>
-            <w:proofErr w:type="spellEnd"/>
             <w:r>
               <w:rPr>
                 <w:sz w:val="20"/>
@@ -993,7 +901,7 @@
         </w:tc>
         <w:tc>
           <w:tcPr>
-            <w:tcW w:w="1106" w:type="dxa"/>
+            <w:tcW w:w="1134" w:type="dxa"/>
             <w:vAlign w:val="center"/>
           </w:tcPr>
           <w:p>
@@ -1016,7 +924,7 @@
         </w:tc>
         <w:tc>
           <w:tcPr>
-            <w:tcW w:w="2230" w:type="dxa"/>
+            <w:tcW w:w="2268" w:type="dxa"/>
             <w:vAlign w:val="center"/>
           </w:tcPr>
           <w:p>
@@ -1040,6 +948,19 @@
             </w:hyperlink>
           </w:p>
         </w:tc>
+        <w:tc>
+          <w:tcPr>
+            <w:tcW w:w="1848" w:type="dxa"/>
+          </w:tcPr>
+          <w:p>
+            <w:pPr>
+              <w:cnfStyle w:val="000000100000" w:firstRow="0" w:lastRow="0" w:firstColumn="0" w:lastColumn="0" w:oddVBand="0" w:evenVBand="0" w:oddHBand="1" w:evenHBand="0" w:firstRowFirstColumn="0" w:firstRowLastColumn="0" w:lastRowFirstColumn="0" w:lastRowLastColumn="0"/>
+            </w:pPr>
+            <w:r>
+              <w:t>No</w:t>
+            </w:r>
+          </w:p>
+        </w:tc>
       </w:tr>
       <w:tr>
         <w:tc>
@@ -1058,7 +979,6 @@
               </w:rPr>
             </w:pPr>
             <w:bookmarkStart w:id="1" w:name="_Toc139017635"/>
-            <w:proofErr w:type="spellStart"/>
             <w:r>
               <w:rPr>
                 <w:sz w:val="20"/>
@@ -1068,12 +988,11 @@
               <w:t>relINFO</w:t>
             </w:r>
             <w:bookmarkEnd w:id="1"/>
-            <w:proofErr w:type="spellEnd"/>
-          </w:p>
-        </w:tc>
-        <w:tc>
-          <w:tcPr>
-            <w:tcW w:w="2071" w:type="dxa"/>
+          </w:p>
+        </w:tc>
+        <w:tc>
+          <w:tcPr>
+            <w:tcW w:w="2409" w:type="dxa"/>
             <w:vAlign w:val="center"/>
           </w:tcPr>
           <w:p>
@@ -1097,7 +1016,7 @@
         </w:tc>
         <w:tc>
           <w:tcPr>
-            <w:tcW w:w="1962" w:type="dxa"/>
+            <w:tcW w:w="2126" w:type="dxa"/>
             <w:vAlign w:val="center"/>
           </w:tcPr>
           <w:p>
@@ -1117,7 +1036,6 @@
               </w:rPr>
               <w:t xml:space="preserve">Created in the </w:t>
             </w:r>
-            <w:proofErr w:type="spellStart"/>
             <w:r>
               <w:rPr>
                 <w:sz w:val="20"/>
@@ -1126,7 +1044,6 @@
               </w:rPr>
               <w:t>relINFO.R</w:t>
             </w:r>
-            <w:proofErr w:type="spellEnd"/>
             <w:r>
               <w:rPr>
                 <w:sz w:val="20"/>
@@ -1139,7 +1056,7 @@
         </w:tc>
         <w:tc>
           <w:tcPr>
-            <w:tcW w:w="1106" w:type="dxa"/>
+            <w:tcW w:w="1134" w:type="dxa"/>
             <w:vAlign w:val="center"/>
           </w:tcPr>
           <w:p>
@@ -1162,7 +1079,7 @@
         </w:tc>
         <w:tc>
           <w:tcPr>
-            <w:tcW w:w="2230" w:type="dxa"/>
+            <w:tcW w:w="2268" w:type="dxa"/>
             <w:vAlign w:val="center"/>
           </w:tcPr>
           <w:p>
@@ -1186,6 +1103,22 @@
             </w:hyperlink>
           </w:p>
         </w:tc>
+        <w:tc>
+          <w:tcPr>
+            <w:tcW w:w="1848" w:type="dxa"/>
+          </w:tcPr>
+          <w:p>
+            <w:pPr>
+              <w:cnfStyle w:val="000000000000" w:firstRow="0" w:lastRow="0" w:firstColumn="0" w:lastColumn="0" w:oddVBand="0" w:evenVBand="0" w:oddHBand="0" w:evenHBand="0" w:firstRowFirstColumn="0" w:firstRowLastColumn="0" w:lastRowFirstColumn="0" w:lastRowLastColumn="0"/>
+            </w:pPr>
+            <w:r>
+              <w:t>Yes – set no added in to script</w:t>
+            </w:r>
+            <w:r>
+              <w:t xml:space="preserve"> Full Tag Returns</w:t>
+            </w:r>
+          </w:p>
+        </w:tc>
       </w:tr>
       <w:tr>
         <w:trPr>
@@ -1207,8 +1140,6 @@
               </w:rPr>
             </w:pPr>
             <w:bookmarkStart w:id="2" w:name="_Toc139017636"/>
-            <w:proofErr w:type="spellStart"/>
-            <w:proofErr w:type="gramStart"/>
             <w:r>
               <w:rPr>
                 <w:sz w:val="20"/>
@@ -1218,13 +1149,11 @@
               <w:t>complete.returns</w:t>
             </w:r>
             <w:bookmarkEnd w:id="2"/>
-            <w:proofErr w:type="spellEnd"/>
-            <w:proofErr w:type="gramEnd"/>
-          </w:p>
-        </w:tc>
-        <w:tc>
-          <w:tcPr>
-            <w:tcW w:w="2071" w:type="dxa"/>
+          </w:p>
+        </w:tc>
+        <w:tc>
+          <w:tcPr>
+            <w:tcW w:w="2409" w:type="dxa"/>
             <w:vAlign w:val="center"/>
           </w:tcPr>
           <w:p>
@@ -1248,7 +1177,7 @@
         </w:tc>
         <w:tc>
           <w:tcPr>
-            <w:tcW w:w="1962" w:type="dxa"/>
+            <w:tcW w:w="2126" w:type="dxa"/>
             <w:vAlign w:val="center"/>
           </w:tcPr>
           <w:p>
@@ -1268,7 +1197,6 @@
               </w:rPr>
               <w:t xml:space="preserve">Created in </w:t>
             </w:r>
-            <w:proofErr w:type="spellStart"/>
             <w:r>
               <w:rPr>
                 <w:sz w:val="20"/>
@@ -1277,12 +1205,11 @@
               </w:rPr>
               <w:t>linkReturnstoCC.R</w:t>
             </w:r>
-            <w:proofErr w:type="spellEnd"/>
-          </w:p>
-        </w:tc>
-        <w:tc>
-          <w:tcPr>
-            <w:tcW w:w="1106" w:type="dxa"/>
+          </w:p>
+        </w:tc>
+        <w:tc>
+          <w:tcPr>
+            <w:tcW w:w="1134" w:type="dxa"/>
             <w:vAlign w:val="center"/>
           </w:tcPr>
           <w:p>
@@ -1305,7 +1232,7 @@
         </w:tc>
         <w:tc>
           <w:tcPr>
-            <w:tcW w:w="2230" w:type="dxa"/>
+            <w:tcW w:w="2268" w:type="dxa"/>
             <w:vAlign w:val="center"/>
           </w:tcPr>
           <w:p>
@@ -1329,6 +1256,33 @@
             </w:hyperlink>
           </w:p>
         </w:tc>
+        <w:tc>
+          <w:tcPr>
+            <w:tcW w:w="1848" w:type="dxa"/>
+          </w:tcPr>
+          <w:p>
+            <w:pPr>
+              <w:cnfStyle w:val="000000100000" w:firstRow="0" w:lastRow="0" w:firstColumn="0" w:lastColumn="0" w:oddVBand="0" w:evenVBand="0" w:oddHBand="1" w:evenHBand="0" w:firstRowFirstColumn="0" w:firstRowLastColumn="0" w:lastRowFirstColumn="0" w:lastRowLastColumn="0"/>
+            </w:pPr>
+            <w:r>
+              <w:t>Yes.</w:t>
+            </w:r>
+            <w:r>
+              <w:t xml:space="preserve"> Full Tag Returns.</w:t>
+            </w:r>
+          </w:p>
+          <w:p>
+            <w:pPr>
+              <w:cnfStyle w:val="000000100000" w:firstRow="0" w:lastRow="0" w:firstColumn="0" w:lastColumn="0" w:oddVBand="0" w:evenVBand="0" w:oddHBand="1" w:evenHBand="0" w:firstRowFirstColumn="0" w:firstRowLastColumn="0" w:lastRowFirstColumn="0" w:lastRowLastColumn="0"/>
+            </w:pPr>
+            <w:r>
+              <w:t xml:space="preserve">Created by </w:t>
+            </w:r>
+            <w:r>
+              <w:t>Full Tag Returns.R</w:t>
+            </w:r>
+          </w:p>
+        </w:tc>
       </w:tr>
       <w:tr>
         <w:tc>
@@ -1347,8 +1301,6 @@
               </w:rPr>
             </w:pPr>
             <w:bookmarkStart w:id="3" w:name="_Toc139017637"/>
-            <w:proofErr w:type="spellStart"/>
-            <w:proofErr w:type="gramStart"/>
             <w:r>
               <w:rPr>
                 <w:sz w:val="20"/>
@@ -1358,13 +1310,11 @@
               <w:t>incomplete.returns</w:t>
             </w:r>
             <w:bookmarkEnd w:id="3"/>
-            <w:proofErr w:type="spellEnd"/>
-            <w:proofErr w:type="gramEnd"/>
-          </w:p>
-        </w:tc>
-        <w:tc>
-          <w:tcPr>
-            <w:tcW w:w="2071" w:type="dxa"/>
+          </w:p>
+        </w:tc>
+        <w:tc>
+          <w:tcPr>
+            <w:tcW w:w="2409" w:type="dxa"/>
             <w:vAlign w:val="center"/>
           </w:tcPr>
           <w:p>
@@ -1388,7 +1338,7 @@
         </w:tc>
         <w:tc>
           <w:tcPr>
-            <w:tcW w:w="1962" w:type="dxa"/>
+            <w:tcW w:w="2126" w:type="dxa"/>
             <w:vAlign w:val="center"/>
           </w:tcPr>
           <w:p>
@@ -1406,23 +1356,13 @@
                 <w:szCs w:val="20"/>
                 <w:lang w:val="en-CA"/>
               </w:rPr>
-              <w:t xml:space="preserve">Created in </w:t>
-            </w:r>
-            <w:proofErr w:type="spellStart"/>
-            <w:r>
-              <w:rPr>
-                <w:sz w:val="20"/>
-                <w:szCs w:val="20"/>
-                <w:lang w:val="en-CA"/>
-              </w:rPr>
-              <w:t>linkReturnstoCC.R</w:t>
-            </w:r>
-            <w:proofErr w:type="spellEnd"/>
-          </w:p>
-        </w:tc>
-        <w:tc>
-          <w:tcPr>
-            <w:tcW w:w="1106" w:type="dxa"/>
+              <w:t>Created in linkReturnstoCC.R</w:t>
+            </w:r>
+          </w:p>
+        </w:tc>
+        <w:tc>
+          <w:tcPr>
+            <w:tcW w:w="1134" w:type="dxa"/>
             <w:vAlign w:val="center"/>
           </w:tcPr>
           <w:p>
@@ -1447,7 +1387,7 @@
         </w:tc>
         <w:tc>
           <w:tcPr>
-            <w:tcW w:w="2230" w:type="dxa"/>
+            <w:tcW w:w="2268" w:type="dxa"/>
             <w:vAlign w:val="center"/>
           </w:tcPr>
           <w:p>
@@ -1471,6 +1411,30 @@
             </w:hyperlink>
           </w:p>
         </w:tc>
+        <w:tc>
+          <w:tcPr>
+            <w:tcW w:w="1848" w:type="dxa"/>
+          </w:tcPr>
+          <w:p>
+            <w:pPr>
+              <w:cnfStyle w:val="000000000000" w:firstRow="0" w:lastRow="0" w:firstColumn="0" w:lastColumn="0" w:oddVBand="0" w:evenVBand="0" w:oddHBand="0" w:evenHBand="0" w:firstRowFirstColumn="0" w:firstRowLastColumn="0" w:lastRowFirstColumn="0" w:lastRowLastColumn="0"/>
+            </w:pPr>
+            <w:r>
+              <w:t>Yes. Removed_From_ FullReturn</w:t>
+            </w:r>
+            <w:r>
+              <w:t>.</w:t>
+            </w:r>
+          </w:p>
+          <w:p>
+            <w:pPr>
+              <w:cnfStyle w:val="000000000000" w:firstRow="0" w:lastRow="0" w:firstColumn="0" w:lastColumn="0" w:oddVBand="0" w:evenVBand="0" w:oddHBand="0" w:evenHBand="0" w:firstRowFirstColumn="0" w:firstRowLastColumn="0" w:lastRowFirstColumn="0" w:lastRowLastColumn="0"/>
+            </w:pPr>
+            <w:r>
+              <w:t>Created by Full Tag Returns.R</w:t>
+            </w:r>
+          </w:p>
+        </w:tc>
       </w:tr>
       <w:tr>
         <w:trPr>
@@ -1492,7 +1456,6 @@
               </w:rPr>
             </w:pPr>
             <w:bookmarkStart w:id="4" w:name="_Toc139017638"/>
-            <w:proofErr w:type="spellStart"/>
             <w:r>
               <w:rPr>
                 <w:sz w:val="20"/>
@@ -1502,12 +1465,11 @@
               <w:t>returnData</w:t>
             </w:r>
             <w:bookmarkEnd w:id="4"/>
-            <w:proofErr w:type="spellEnd"/>
-          </w:p>
-        </w:tc>
-        <w:tc>
-          <w:tcPr>
-            <w:tcW w:w="2071" w:type="dxa"/>
+          </w:p>
+        </w:tc>
+        <w:tc>
+          <w:tcPr>
+            <w:tcW w:w="2409" w:type="dxa"/>
             <w:vAlign w:val="center"/>
           </w:tcPr>
           <w:p>
@@ -1525,33 +1487,13 @@
                 <w:szCs w:val="20"/>
                 <w:lang w:val="en-CA"/>
               </w:rPr>
-              <w:t xml:space="preserve">This is the </w:t>
-            </w:r>
-            <w:proofErr w:type="spellStart"/>
-            <w:proofErr w:type="gramStart"/>
-            <w:r>
-              <w:rPr>
-                <w:sz w:val="20"/>
-                <w:szCs w:val="20"/>
-                <w:lang w:val="en-CA"/>
-              </w:rPr>
-              <w:t>complete.returns</w:t>
-            </w:r>
-            <w:proofErr w:type="spellEnd"/>
-            <w:proofErr w:type="gramEnd"/>
-            <w:r>
-              <w:rPr>
-                <w:sz w:val="20"/>
-                <w:szCs w:val="20"/>
-                <w:lang w:val="en-CA"/>
-              </w:rPr>
-              <w:t xml:space="preserve"> linked to the commercial catch data.</w:t>
-            </w:r>
-          </w:p>
-        </w:tc>
-        <w:tc>
-          <w:tcPr>
-            <w:tcW w:w="1962" w:type="dxa"/>
+              <w:t>This is the complete.returns linked to the commercial catch data.</w:t>
+            </w:r>
+          </w:p>
+        </w:tc>
+        <w:tc>
+          <w:tcPr>
+            <w:tcW w:w="2126" w:type="dxa"/>
             <w:vAlign w:val="center"/>
           </w:tcPr>
           <w:p>
@@ -1569,47 +1511,16 @@
                 <w:szCs w:val="20"/>
                 <w:lang w:val="en-CA"/>
               </w:rPr>
-              <w:t xml:space="preserve">Created in </w:t>
-            </w:r>
-            <w:proofErr w:type="spellStart"/>
-            <w:r>
-              <w:rPr>
-                <w:sz w:val="20"/>
-                <w:szCs w:val="20"/>
-                <w:lang w:val="en-CA"/>
-              </w:rPr>
-              <w:t>linkReturnstoCC.R</w:t>
-            </w:r>
-            <w:proofErr w:type="spellEnd"/>
-            <w:r>
-              <w:rPr>
-                <w:sz w:val="20"/>
-                <w:szCs w:val="20"/>
-                <w:lang w:val="en-CA"/>
-              </w:rPr>
-              <w:t xml:space="preserve"> and used in HSC Brittni’s R </w:t>
-            </w:r>
-            <w:proofErr w:type="spellStart"/>
-            <w:proofErr w:type="gramStart"/>
-            <w:r>
-              <w:rPr>
-                <w:sz w:val="20"/>
-                <w:szCs w:val="20"/>
-                <w:lang w:val="en-CA"/>
-              </w:rPr>
-              <w:t>script.R</w:t>
-            </w:r>
-            <w:proofErr w:type="spellEnd"/>
-            <w:proofErr w:type="gramEnd"/>
-            <w:r>
-              <w:rPr>
-                <w:sz w:val="20"/>
-                <w:szCs w:val="20"/>
-                <w:lang w:val="en-CA"/>
-              </w:rPr>
-              <w:t xml:space="preserve"> to help create the </w:t>
-            </w:r>
-            <w:proofErr w:type="spellStart"/>
+              <w:t>Created in linkReturnstoCC.R</w:t>
+            </w:r>
+            <w:r>
+              <w:rPr>
+                <w:sz w:val="20"/>
+                <w:szCs w:val="20"/>
+                <w:lang w:val="en-CA"/>
+              </w:rPr>
+              <w:t xml:space="preserve"> and used in HSC Brittni’s R script.R to help create the </w:t>
+            </w:r>
             <w:r>
               <w:rPr>
                 <w:i/>
@@ -1640,12 +1551,11 @@
               </w:rPr>
               <w:t>kingsheet</w:t>
             </w:r>
-            <w:proofErr w:type="spellEnd"/>
-          </w:p>
-        </w:tc>
-        <w:tc>
-          <w:tcPr>
-            <w:tcW w:w="1106" w:type="dxa"/>
+          </w:p>
+        </w:tc>
+        <w:tc>
+          <w:tcPr>
+            <w:tcW w:w="1134" w:type="dxa"/>
             <w:vAlign w:val="center"/>
           </w:tcPr>
           <w:p>
@@ -1670,7 +1580,7 @@
         </w:tc>
         <w:tc>
           <w:tcPr>
-            <w:tcW w:w="2230" w:type="dxa"/>
+            <w:tcW w:w="2268" w:type="dxa"/>
             <w:vAlign w:val="center"/>
           </w:tcPr>
           <w:p>
@@ -1694,6 +1604,19 @@
             </w:hyperlink>
           </w:p>
         </w:tc>
+        <w:tc>
+          <w:tcPr>
+            <w:tcW w:w="1848" w:type="dxa"/>
+          </w:tcPr>
+          <w:p>
+            <w:pPr>
+              <w:cnfStyle w:val="000000100000" w:firstRow="0" w:lastRow="0" w:firstColumn="0" w:lastColumn="0" w:oddVBand="0" w:evenVBand="0" w:oddHBand="1" w:evenHBand="0" w:firstRowFirstColumn="0" w:firstRowLastColumn="0" w:lastRowFirstColumn="0" w:lastRowLastColumn="0"/>
+            </w:pPr>
+            <w:r>
+              <w:t>No.</w:t>
+            </w:r>
+          </w:p>
+        </w:tc>
       </w:tr>
       <w:tr>
         <w:tc>
@@ -1712,7 +1635,6 @@
               </w:rPr>
             </w:pPr>
             <w:bookmarkStart w:id="5" w:name="_Toc139017639"/>
-            <w:proofErr w:type="spellStart"/>
             <w:r>
               <w:rPr>
                 <w:sz w:val="20"/>
@@ -1722,12 +1644,11 @@
               <w:t>unmatchedreturns</w:t>
             </w:r>
             <w:bookmarkEnd w:id="5"/>
-            <w:proofErr w:type="spellEnd"/>
-          </w:p>
-        </w:tc>
-        <w:tc>
-          <w:tcPr>
-            <w:tcW w:w="2071" w:type="dxa"/>
+          </w:p>
+        </w:tc>
+        <w:tc>
+          <w:tcPr>
+            <w:tcW w:w="2409" w:type="dxa"/>
             <w:vAlign w:val="center"/>
           </w:tcPr>
           <w:p>
@@ -1751,7 +1672,7 @@
         </w:tc>
         <w:tc>
           <w:tcPr>
-            <w:tcW w:w="1962" w:type="dxa"/>
+            <w:tcW w:w="2126" w:type="dxa"/>
             <w:vAlign w:val="center"/>
           </w:tcPr>
           <w:p>
@@ -1769,23 +1690,13 @@
                 <w:szCs w:val="20"/>
                 <w:lang w:val="en-CA"/>
               </w:rPr>
-              <w:t xml:space="preserve">Created in </w:t>
-            </w:r>
-            <w:proofErr w:type="spellStart"/>
-            <w:r>
-              <w:rPr>
-                <w:sz w:val="20"/>
-                <w:szCs w:val="20"/>
-                <w:lang w:val="en-CA"/>
-              </w:rPr>
-              <w:t>linkReturnstoCC.R</w:t>
-            </w:r>
-            <w:proofErr w:type="spellEnd"/>
-          </w:p>
-        </w:tc>
-        <w:tc>
-          <w:tcPr>
-            <w:tcW w:w="1106" w:type="dxa"/>
+              <w:t>Created in linkReturnstoCC.R</w:t>
+            </w:r>
+          </w:p>
+        </w:tc>
+        <w:tc>
+          <w:tcPr>
+            <w:tcW w:w="1134" w:type="dxa"/>
             <w:vAlign w:val="center"/>
           </w:tcPr>
           <w:p>
@@ -1810,7 +1721,7 @@
         </w:tc>
         <w:tc>
           <w:tcPr>
-            <w:tcW w:w="2230" w:type="dxa"/>
+            <w:tcW w:w="2268" w:type="dxa"/>
             <w:vAlign w:val="center"/>
           </w:tcPr>
           <w:p>
@@ -1834,6 +1745,19 @@
             </w:hyperlink>
           </w:p>
         </w:tc>
+        <w:tc>
+          <w:tcPr>
+            <w:tcW w:w="1848" w:type="dxa"/>
+          </w:tcPr>
+          <w:p>
+            <w:pPr>
+              <w:cnfStyle w:val="000000000000" w:firstRow="0" w:lastRow="0" w:firstColumn="0" w:lastColumn="0" w:oddVBand="0" w:evenVBand="0" w:oddHBand="0" w:evenHBand="0" w:firstRowFirstColumn="0" w:firstRowLastColumn="0" w:lastRowFirstColumn="0" w:lastRowLastColumn="0"/>
+            </w:pPr>
+            <w:r>
+              <w:t>No</w:t>
+            </w:r>
+          </w:p>
+        </w:tc>
       </w:tr>
       <w:tr>
         <w:trPr>
@@ -1855,7 +1779,6 @@
               </w:rPr>
             </w:pPr>
             <w:bookmarkStart w:id="6" w:name="_Toc139017640"/>
-            <w:proofErr w:type="spellStart"/>
             <w:r>
               <w:rPr>
                 <w:sz w:val="20"/>
@@ -1865,12 +1788,11 @@
               <w:t>unlinkedreturns</w:t>
             </w:r>
             <w:bookmarkEnd w:id="6"/>
-            <w:proofErr w:type="spellEnd"/>
-          </w:p>
-        </w:tc>
-        <w:tc>
-          <w:tcPr>
-            <w:tcW w:w="2071" w:type="dxa"/>
+          </w:p>
+        </w:tc>
+        <w:tc>
+          <w:tcPr>
+            <w:tcW w:w="2409" w:type="dxa"/>
             <w:vAlign w:val="center"/>
           </w:tcPr>
           <w:p>
@@ -1882,65 +1804,19 @@
                 <w:lang w:val="en-CA"/>
               </w:rPr>
             </w:pPr>
-            <w:proofErr w:type="spellStart"/>
-            <w:r>
-              <w:rPr>
-                <w:sz w:val="20"/>
-                <w:szCs w:val="20"/>
-                <w:lang w:val="en-CA"/>
-              </w:rPr>
-              <w:t>Incomplete.returns</w:t>
-            </w:r>
-            <w:proofErr w:type="spellEnd"/>
-            <w:r>
-              <w:rPr>
-                <w:sz w:val="20"/>
-                <w:szCs w:val="20"/>
-                <w:lang w:val="en-CA"/>
-              </w:rPr>
-              <w:t xml:space="preserve"> and </w:t>
-            </w:r>
-            <w:proofErr w:type="spellStart"/>
-            <w:r>
-              <w:rPr>
-                <w:sz w:val="20"/>
-                <w:szCs w:val="20"/>
-                <w:lang w:val="en-CA"/>
-              </w:rPr>
-              <w:t>unmatchedreturns</w:t>
-            </w:r>
-            <w:proofErr w:type="spellEnd"/>
-            <w:r>
-              <w:rPr>
-                <w:sz w:val="20"/>
-                <w:szCs w:val="20"/>
-                <w:lang w:val="en-CA"/>
-              </w:rPr>
-              <w:t xml:space="preserve"> </w:t>
-            </w:r>
-            <w:proofErr w:type="spellStart"/>
-            <w:r>
-              <w:rPr>
-                <w:sz w:val="20"/>
-                <w:szCs w:val="20"/>
-                <w:lang w:val="en-CA"/>
-              </w:rPr>
-              <w:t>rbinded</w:t>
-            </w:r>
-            <w:proofErr w:type="spellEnd"/>
-            <w:r>
-              <w:rPr>
-                <w:sz w:val="20"/>
-                <w:szCs w:val="20"/>
-                <w:lang w:val="en-CA"/>
-              </w:rPr>
-              <w:t xml:space="preserve"> together for ease of investigating why returns are not linking to commercial catch</w:t>
-            </w:r>
-          </w:p>
-        </w:tc>
-        <w:tc>
-          <w:tcPr>
-            <w:tcW w:w="1962" w:type="dxa"/>
+            <w:r>
+              <w:rPr>
+                <w:sz w:val="20"/>
+                <w:szCs w:val="20"/>
+                <w:lang w:val="en-CA"/>
+              </w:rPr>
+              <w:t>Incomplete.returns and unmatchedreturns rbinded together for ease of investigating why returns are not linking to commercial catch</w:t>
+            </w:r>
+          </w:p>
+        </w:tc>
+        <w:tc>
+          <w:tcPr>
+            <w:tcW w:w="2126" w:type="dxa"/>
             <w:vAlign w:val="center"/>
           </w:tcPr>
           <w:p>
@@ -1958,23 +1834,13 @@
                 <w:szCs w:val="20"/>
                 <w:lang w:val="en-CA"/>
               </w:rPr>
-              <w:t xml:space="preserve">Created in </w:t>
-            </w:r>
-            <w:proofErr w:type="spellStart"/>
-            <w:r>
-              <w:rPr>
-                <w:sz w:val="20"/>
-                <w:szCs w:val="20"/>
-                <w:lang w:val="en-CA"/>
-              </w:rPr>
-              <w:t>linkReturnstoCC.R</w:t>
-            </w:r>
-            <w:proofErr w:type="spellEnd"/>
-          </w:p>
-        </w:tc>
-        <w:tc>
-          <w:tcPr>
-            <w:tcW w:w="1106" w:type="dxa"/>
+              <w:t>Created in linkReturnstoCC.R</w:t>
+            </w:r>
+          </w:p>
+        </w:tc>
+        <w:tc>
+          <w:tcPr>
+            <w:tcW w:w="1134" w:type="dxa"/>
             <w:vAlign w:val="center"/>
           </w:tcPr>
           <w:p>
@@ -1999,7 +1865,7 @@
         </w:tc>
         <w:tc>
           <w:tcPr>
-            <w:tcW w:w="2230" w:type="dxa"/>
+            <w:tcW w:w="2268" w:type="dxa"/>
             <w:vAlign w:val="center"/>
           </w:tcPr>
           <w:p>
@@ -2023,6 +1889,19 @@
             </w:hyperlink>
           </w:p>
         </w:tc>
+        <w:tc>
+          <w:tcPr>
+            <w:tcW w:w="1848" w:type="dxa"/>
+          </w:tcPr>
+          <w:p>
+            <w:pPr>
+              <w:cnfStyle w:val="000000100000" w:firstRow="0" w:lastRow="0" w:firstColumn="0" w:lastColumn="0" w:oddVBand="0" w:evenVBand="0" w:oddHBand="1" w:evenHBand="0" w:firstRowFirstColumn="0" w:firstRowLastColumn="0" w:lastRowFirstColumn="0" w:lastRowLastColumn="0"/>
+            </w:pPr>
+            <w:r>
+              <w:t>No.</w:t>
+            </w:r>
+          </w:p>
+        </w:tc>
       </w:tr>
       <w:tr>
         <w:tc>
@@ -2041,7 +1920,6 @@
               </w:rPr>
             </w:pPr>
             <w:bookmarkStart w:id="7" w:name="_Toc139017641"/>
-            <w:proofErr w:type="spellStart"/>
             <w:r>
               <w:rPr>
                 <w:sz w:val="20"/>
@@ -2051,12 +1929,11 @@
               <w:t>workingsheet</w:t>
             </w:r>
             <w:bookmarkEnd w:id="7"/>
-            <w:proofErr w:type="spellEnd"/>
-          </w:p>
-        </w:tc>
-        <w:tc>
-          <w:tcPr>
-            <w:tcW w:w="2071" w:type="dxa"/>
+          </w:p>
+        </w:tc>
+        <w:tc>
+          <w:tcPr>
+            <w:tcW w:w="2409" w:type="dxa"/>
             <w:vAlign w:val="center"/>
           </w:tcPr>
           <w:p>
@@ -2076,7 +1953,6 @@
               </w:rPr>
               <w:t xml:space="preserve">This is </w:t>
             </w:r>
-            <w:proofErr w:type="spellStart"/>
             <w:r>
               <w:rPr>
                 <w:i/>
@@ -2085,9 +1961,16 @@
                 <w:szCs w:val="20"/>
                 <w:lang w:val="en-CA"/>
               </w:rPr>
-              <w:t>TaggingEvents</w:t>
-            </w:r>
-            <w:proofErr w:type="spellEnd"/>
+              <w:t xml:space="preserve">TaggingEvents </w:t>
+            </w:r>
+            <w:r>
+              <w:rPr>
+                <w:sz w:val="20"/>
+                <w:szCs w:val="20"/>
+                <w:lang w:val="en-CA"/>
+              </w:rPr>
+              <w:t xml:space="preserve">combined with </w:t>
+            </w:r>
             <w:r>
               <w:rPr>
                 <w:i/>
@@ -2096,41 +1979,30 @@
                 <w:szCs w:val="20"/>
                 <w:lang w:val="en-CA"/>
               </w:rPr>
-              <w:t xml:space="preserve"> </w:t>
-            </w:r>
-            <w:r>
-              <w:rPr>
-                <w:sz w:val="20"/>
-                <w:szCs w:val="20"/>
-                <w:lang w:val="en-CA"/>
-              </w:rPr>
-              <w:t xml:space="preserve">combined with </w:t>
-            </w:r>
-            <w:proofErr w:type="spellStart"/>
-            <w:r>
-              <w:rPr>
-                <w:i/>
-                <w:iCs/>
-                <w:sz w:val="20"/>
-                <w:szCs w:val="20"/>
-                <w:lang w:val="en-CA"/>
-              </w:rPr>
               <w:t>returnData</w:t>
             </w:r>
-            <w:proofErr w:type="spellEnd"/>
-            <w:r>
-              <w:rPr>
-                <w:sz w:val="20"/>
-                <w:szCs w:val="20"/>
-                <w:lang w:val="en-CA"/>
-              </w:rPr>
-              <w:t xml:space="preserve"> i.e., the combinations of tagging info, return info, and commercial catch</w:t>
-            </w:r>
-          </w:p>
-        </w:tc>
-        <w:tc>
-          <w:tcPr>
-            <w:tcW w:w="1962" w:type="dxa"/>
+            <w:r>
+              <w:rPr>
+                <w:sz w:val="20"/>
+                <w:szCs w:val="20"/>
+                <w:lang w:val="en-CA"/>
+              </w:rPr>
+              <w:t xml:space="preserve"> i.e., the combinations of tagging </w:t>
+            </w:r>
+            <w:r>
+              <w:rPr>
+                <w:sz w:val="20"/>
+                <w:szCs w:val="20"/>
+                <w:lang w:val="en-CA"/>
+              </w:rPr>
+              <w:lastRenderedPageBreak/>
+              <w:t>info, return info, and commercial catch</w:t>
+            </w:r>
+          </w:p>
+        </w:tc>
+        <w:tc>
+          <w:tcPr>
+            <w:tcW w:w="2126" w:type="dxa"/>
             <w:vAlign w:val="center"/>
           </w:tcPr>
           <w:p>
@@ -2148,25 +2020,14 @@
                 <w:szCs w:val="20"/>
                 <w:lang w:val="en-CA"/>
               </w:rPr>
-              <w:t xml:space="preserve">Created in HSC Brittni’s R </w:t>
-            </w:r>
-            <w:proofErr w:type="spellStart"/>
-            <w:proofErr w:type="gramStart"/>
-            <w:r>
-              <w:rPr>
-                <w:sz w:val="20"/>
-                <w:szCs w:val="20"/>
-                <w:lang w:val="en-CA"/>
-              </w:rPr>
-              <w:t>script.R</w:t>
-            </w:r>
-            <w:proofErr w:type="spellEnd"/>
-            <w:proofErr w:type="gramEnd"/>
-          </w:p>
-        </w:tc>
-        <w:tc>
-          <w:tcPr>
-            <w:tcW w:w="1106" w:type="dxa"/>
+              <w:lastRenderedPageBreak/>
+              <w:t>Created in HSC Brittni’s R script.R</w:t>
+            </w:r>
+          </w:p>
+        </w:tc>
+        <w:tc>
+          <w:tcPr>
+            <w:tcW w:w="1134" w:type="dxa"/>
             <w:vAlign w:val="center"/>
           </w:tcPr>
           <w:p>
@@ -2191,7 +2052,7 @@
         </w:tc>
         <w:tc>
           <w:tcPr>
-            <w:tcW w:w="2230" w:type="dxa"/>
+            <w:tcW w:w="2268" w:type="dxa"/>
             <w:vAlign w:val="center"/>
           </w:tcPr>
           <w:p>
@@ -2215,6 +2076,19 @@
             </w:hyperlink>
           </w:p>
         </w:tc>
+        <w:tc>
+          <w:tcPr>
+            <w:tcW w:w="1848" w:type="dxa"/>
+          </w:tcPr>
+          <w:p>
+            <w:pPr>
+              <w:cnfStyle w:val="000000000000" w:firstRow="0" w:lastRow="0" w:firstColumn="0" w:lastColumn="0" w:oddVBand="0" w:evenVBand="0" w:oddHBand="0" w:evenHBand="0" w:firstRowFirstColumn="0" w:firstRowLastColumn="0" w:lastRowFirstColumn="0" w:lastRowLastColumn="0"/>
+            </w:pPr>
+            <w:r>
+              <w:t>No</w:t>
+            </w:r>
+          </w:p>
+        </w:tc>
       </w:tr>
       <w:tr>
         <w:trPr>
@@ -2236,23 +2110,20 @@
               </w:rPr>
             </w:pPr>
             <w:bookmarkStart w:id="8" w:name="_Toc139017642"/>
-            <w:proofErr w:type="spellStart"/>
-            <w:r>
-              <w:rPr>
-                <w:sz w:val="20"/>
-                <w:szCs w:val="20"/>
-                <w:lang w:val="en-CA"/>
-              </w:rPr>
-              <w:lastRenderedPageBreak/>
+            <w:r>
+              <w:rPr>
+                <w:sz w:val="20"/>
+                <w:szCs w:val="20"/>
+                <w:lang w:val="en-CA"/>
+              </w:rPr>
               <w:t>negDaL</w:t>
             </w:r>
             <w:bookmarkEnd w:id="8"/>
-            <w:proofErr w:type="spellEnd"/>
-          </w:p>
-        </w:tc>
-        <w:tc>
-          <w:tcPr>
-            <w:tcW w:w="2071" w:type="dxa"/>
+          </w:p>
+        </w:tc>
+        <w:tc>
+          <w:tcPr>
+            <w:tcW w:w="2409" w:type="dxa"/>
             <w:vAlign w:val="center"/>
           </w:tcPr>
           <w:p>
@@ -2272,7 +2143,6 @@
               </w:rPr>
               <w:t xml:space="preserve">These are the observations in the </w:t>
             </w:r>
-            <w:proofErr w:type="spellStart"/>
             <w:r>
               <w:rPr>
                 <w:i/>
@@ -2283,7 +2153,6 @@
               </w:rPr>
               <w:t>workingsheet</w:t>
             </w:r>
-            <w:proofErr w:type="spellEnd"/>
             <w:r>
               <w:rPr>
                 <w:sz w:val="20"/>
@@ -2296,7 +2165,7 @@
         </w:tc>
         <w:tc>
           <w:tcPr>
-            <w:tcW w:w="1962" w:type="dxa"/>
+            <w:tcW w:w="2126" w:type="dxa"/>
             <w:vAlign w:val="center"/>
           </w:tcPr>
           <w:p>
@@ -2314,25 +2183,13 @@
                 <w:szCs w:val="20"/>
                 <w:lang w:val="en-CA"/>
               </w:rPr>
-              <w:t xml:space="preserve">Created in HSC Brittni’s R </w:t>
-            </w:r>
-            <w:proofErr w:type="spellStart"/>
-            <w:proofErr w:type="gramStart"/>
-            <w:r>
-              <w:rPr>
-                <w:sz w:val="20"/>
-                <w:szCs w:val="20"/>
-                <w:lang w:val="en-CA"/>
-              </w:rPr>
-              <w:t>script.R</w:t>
-            </w:r>
-            <w:proofErr w:type="spellEnd"/>
-            <w:proofErr w:type="gramEnd"/>
-          </w:p>
-        </w:tc>
-        <w:tc>
-          <w:tcPr>
-            <w:tcW w:w="1106" w:type="dxa"/>
+              <w:t>Created in HSC Brittni’s R script.R</w:t>
+            </w:r>
+          </w:p>
+        </w:tc>
+        <w:tc>
+          <w:tcPr>
+            <w:tcW w:w="1134" w:type="dxa"/>
             <w:vAlign w:val="center"/>
           </w:tcPr>
           <w:p>
@@ -2357,7 +2214,7 @@
         </w:tc>
         <w:tc>
           <w:tcPr>
-            <w:tcW w:w="2230" w:type="dxa"/>
+            <w:tcW w:w="2268" w:type="dxa"/>
             <w:vAlign w:val="center"/>
           </w:tcPr>
           <w:p>
@@ -2381,6 +2238,19 @@
             </w:hyperlink>
           </w:p>
         </w:tc>
+        <w:tc>
+          <w:tcPr>
+            <w:tcW w:w="1848" w:type="dxa"/>
+          </w:tcPr>
+          <w:p>
+            <w:pPr>
+              <w:cnfStyle w:val="000000100000" w:firstRow="0" w:lastRow="0" w:firstColumn="0" w:lastColumn="0" w:oddVBand="0" w:evenVBand="0" w:oddHBand="1" w:evenHBand="0" w:firstRowFirstColumn="0" w:firstRowLastColumn="0" w:lastRowFirstColumn="0" w:lastRowLastColumn="0"/>
+            </w:pPr>
+            <w:r>
+              <w:t>Yes, present in Removed_From_ FullReturns</w:t>
+            </w:r>
+          </w:p>
+        </w:tc>
       </w:tr>
       <w:tr>
         <w:tc>
@@ -2399,7 +2269,6 @@
               </w:rPr>
             </w:pPr>
             <w:bookmarkStart w:id="9" w:name="_Toc139017643"/>
-            <w:proofErr w:type="spellStart"/>
             <w:r>
               <w:rPr>
                 <w:sz w:val="20"/>
@@ -2409,12 +2278,11 @@
               <w:t>missingtags</w:t>
             </w:r>
             <w:bookmarkEnd w:id="9"/>
-            <w:proofErr w:type="spellEnd"/>
-          </w:p>
-        </w:tc>
-        <w:tc>
-          <w:tcPr>
-            <w:tcW w:w="2071" w:type="dxa"/>
+          </w:p>
+        </w:tc>
+        <w:tc>
+          <w:tcPr>
+            <w:tcW w:w="2409" w:type="dxa"/>
             <w:vAlign w:val="center"/>
           </w:tcPr>
           <w:p>
@@ -2434,7 +2302,6 @@
               </w:rPr>
               <w:t xml:space="preserve">These are tags in the </w:t>
             </w:r>
-            <w:proofErr w:type="spellStart"/>
             <w:r>
               <w:rPr>
                 <w:i/>
@@ -2445,7 +2312,6 @@
               </w:rPr>
               <w:t>workingsheet</w:t>
             </w:r>
-            <w:proofErr w:type="spellEnd"/>
             <w:r>
               <w:rPr>
                 <w:sz w:val="20"/>
@@ -2454,7 +2320,6 @@
               </w:rPr>
               <w:t xml:space="preserve"> that do not have a corresponding tag in </w:t>
             </w:r>
-            <w:proofErr w:type="spellStart"/>
             <w:r>
               <w:rPr>
                 <w:i/>
@@ -2465,12 +2330,11 @@
               </w:rPr>
               <w:t>TaggingEvents</w:t>
             </w:r>
-            <w:proofErr w:type="spellEnd"/>
-          </w:p>
-        </w:tc>
-        <w:tc>
-          <w:tcPr>
-            <w:tcW w:w="1962" w:type="dxa"/>
+          </w:p>
+        </w:tc>
+        <w:tc>
+          <w:tcPr>
+            <w:tcW w:w="2126" w:type="dxa"/>
             <w:vAlign w:val="center"/>
           </w:tcPr>
           <w:p>
@@ -2488,25 +2352,13 @@
                 <w:szCs w:val="20"/>
                 <w:lang w:val="en-CA"/>
               </w:rPr>
-              <w:t xml:space="preserve">Created in HSC Brittni’s R </w:t>
-            </w:r>
-            <w:proofErr w:type="spellStart"/>
-            <w:proofErr w:type="gramStart"/>
-            <w:r>
-              <w:rPr>
-                <w:sz w:val="20"/>
-                <w:szCs w:val="20"/>
-                <w:lang w:val="en-CA"/>
-              </w:rPr>
-              <w:t>script.R</w:t>
-            </w:r>
-            <w:proofErr w:type="spellEnd"/>
-            <w:proofErr w:type="gramEnd"/>
-          </w:p>
-        </w:tc>
-        <w:tc>
-          <w:tcPr>
-            <w:tcW w:w="1106" w:type="dxa"/>
+              <w:t>Created in HSC Brittni’s R script.R</w:t>
+            </w:r>
+          </w:p>
+        </w:tc>
+        <w:tc>
+          <w:tcPr>
+            <w:tcW w:w="1134" w:type="dxa"/>
             <w:vAlign w:val="center"/>
           </w:tcPr>
           <w:p>
@@ -2531,7 +2383,7 @@
         </w:tc>
         <w:tc>
           <w:tcPr>
-            <w:tcW w:w="2230" w:type="dxa"/>
+            <w:tcW w:w="2268" w:type="dxa"/>
             <w:vAlign w:val="center"/>
           </w:tcPr>
           <w:p>
@@ -2555,6 +2407,19 @@
             </w:hyperlink>
           </w:p>
         </w:tc>
+        <w:tc>
+          <w:tcPr>
+            <w:tcW w:w="1848" w:type="dxa"/>
+          </w:tcPr>
+          <w:p>
+            <w:pPr>
+              <w:cnfStyle w:val="000000000000" w:firstRow="0" w:lastRow="0" w:firstColumn="0" w:lastColumn="0" w:oddVBand="0" w:evenVBand="0" w:oddHBand="0" w:evenHBand="0" w:firstRowFirstColumn="0" w:firstRowLastColumn="0" w:lastRowFirstColumn="0" w:lastRowLastColumn="0"/>
+            </w:pPr>
+            <w:r>
+              <w:t>No, and still missing.</w:t>
+            </w:r>
+          </w:p>
+        </w:tc>
       </w:tr>
       <w:tr>
         <w:trPr>
@@ -2581,7 +2446,7 @@
         </w:tc>
         <w:tc>
           <w:tcPr>
-            <w:tcW w:w="2071" w:type="dxa"/>
+            <w:tcW w:w="2409" w:type="dxa"/>
             <w:vAlign w:val="center"/>
           </w:tcPr>
           <w:p>
@@ -2603,7 +2468,7 @@
         </w:tc>
         <w:tc>
           <w:tcPr>
-            <w:tcW w:w="1962" w:type="dxa"/>
+            <w:tcW w:w="2126" w:type="dxa"/>
             <w:vAlign w:val="center"/>
           </w:tcPr>
           <w:p>
@@ -2625,7 +2490,7 @@
         </w:tc>
         <w:tc>
           <w:tcPr>
-            <w:tcW w:w="1106" w:type="dxa"/>
+            <w:tcW w:w="1134" w:type="dxa"/>
             <w:vAlign w:val="center"/>
           </w:tcPr>
           <w:p>
@@ -2641,7 +2506,7 @@
         </w:tc>
         <w:tc>
           <w:tcPr>
-            <w:tcW w:w="2230" w:type="dxa"/>
+            <w:tcW w:w="2268" w:type="dxa"/>
             <w:vAlign w:val="center"/>
           </w:tcPr>
           <w:p>
@@ -2653,39 +2518,27 @@
                 <w:rPr>
                   <w:rStyle w:val="Hyperlink"/>
                 </w:rPr>
-                <w:t>SHS5061</w:t>
-              </w:r>
-              <w:r>
-                <w:rPr>
-                  <w:rStyle w:val="Hyperlink"/>
-                </w:rPr>
-                <w:t>A</w:t>
-              </w:r>
-              <w:r>
-                <w:rPr>
-                  <w:rStyle w:val="Hyperlink"/>
-                </w:rPr>
-                <w:t xml:space="preserve"> 2015-2022 May9.xlsx</w:t>
+                <w:t>SHS5061A 2015-2022 May9.xlsx</w:t>
               </w:r>
             </w:hyperlink>
             <w:r>
-              <w:t xml:space="preserve"> (in </w:t>
-            </w:r>
-            <w:proofErr w:type="spellStart"/>
-            <w:r>
-              <w:t>github</w:t>
-            </w:r>
-            <w:proofErr w:type="spellEnd"/>
-            <w:r>
-              <w:t xml:space="preserve"> under </w:t>
-            </w:r>
-            <w:proofErr w:type="spellStart"/>
-            <w:r>
-              <w:t>tagging_Rscripts</w:t>
-            </w:r>
-            <w:proofErr w:type="spellEnd"/>
-            <w:r>
-              <w:t>)</w:t>
+              <w:t xml:space="preserve"> (in github under tagging_Rscripts)</w:t>
+            </w:r>
+          </w:p>
+        </w:tc>
+        <w:tc>
+          <w:tcPr>
+            <w:tcW w:w="1848" w:type="dxa"/>
+          </w:tcPr>
+          <w:p>
+            <w:pPr>
+              <w:cnfStyle w:val="000000100000" w:firstRow="0" w:lastRow="0" w:firstColumn="0" w:lastColumn="0" w:oddVBand="0" w:evenVBand="0" w:oddHBand="1" w:evenHBand="0" w:firstRowFirstColumn="0" w:firstRowLastColumn="0" w:lastRowFirstColumn="0" w:lastRowLastColumn="0"/>
+            </w:pPr>
+            <w:r>
+              <w:t xml:space="preserve">Schedule send </w:t>
+            </w:r>
+            <w:r>
+              <w:t>to DFO Dec 1.</w:t>
             </w:r>
           </w:p>
         </w:tc>
@@ -2706,7 +2559,6 @@
           <w:bCs/>
         </w:rPr>
       </w:pPr>
-      <w:proofErr w:type="spellStart"/>
       <w:r>
         <w:rPr>
           <w:b/>
@@ -2714,7 +2566,6 @@
         </w:rPr>
         <w:t>relInfo.R</w:t>
       </w:r>
-      <w:proofErr w:type="spellEnd"/>
     </w:p>
     <w:p>
       <w:pPr>
@@ -3031,7 +2882,6 @@
           <w:bCs/>
         </w:rPr>
       </w:pPr>
-      <w:proofErr w:type="spellStart"/>
       <w:r>
         <w:rPr>
           <w:b/>
@@ -3039,7 +2889,6 @@
         </w:rPr>
         <w:t>linkReturnstoCC.R</w:t>
       </w:r>
-      <w:proofErr w:type="spellEnd"/>
     </w:p>
     <w:p>
       <w:pPr>
@@ -3315,7 +3164,6 @@
           <w:bCs/>
         </w:rPr>
       </w:pPr>
-      <w:proofErr w:type="spellStart"/>
       <w:r>
         <w:rPr>
           <w:b/>
@@ -3323,7 +3171,6 @@
         </w:rPr>
         <w:t>taggingSummaries.R</w:t>
       </w:r>
-      <w:proofErr w:type="spellEnd"/>
     </w:p>
     <w:p>
       <w:pPr>
@@ -3458,21 +3305,17 @@
             <w:pPr>
               <w:pStyle w:val="ListParagraph"/>
             </w:pPr>
-            <w:proofErr w:type="spellStart"/>
             <w:r>
               <w:t>retRel.RData</w:t>
             </w:r>
-            <w:proofErr w:type="spellEnd"/>
           </w:p>
           <w:p>
             <w:pPr>
               <w:pStyle w:val="ListParagraph"/>
             </w:pPr>
-            <w:proofErr w:type="spellStart"/>
             <w:r>
               <w:t>returnDF.RData</w:t>
             </w:r>
-            <w:proofErr w:type="spellEnd"/>
           </w:p>
           <w:p>
             <w:pPr>
@@ -3691,11 +3534,9 @@
     <w:r>
       <w:t xml:space="preserve">READ ME – </w:t>
     </w:r>
-    <w:proofErr w:type="spellStart"/>
     <w:r>
       <w:t>tagging_Rscripts</w:t>
     </w:r>
-    <w:proofErr w:type="spellEnd"/>
   </w:p>
 </w:hdr>
 </file>

--- a/Source Data/Tagging/tagging_Rscripts/0. READ ME - tagging_Rscripts.docx
+++ b/Source Data/Tagging/tagging_Rscripts/0. READ ME - tagging_Rscripts.docx
@@ -3145,8 +3145,6 @@
         </w:tc>
       </w:tr>
     </w:tbl>
-    <w:p/>
-    <w:p/>
     <w:p>
       <w:pPr>
         <w:jc w:val="center"/>
@@ -3155,20 +3153,12 @@
           <w:bCs/>
         </w:rPr>
       </w:pPr>
-    </w:p>
-    <w:p>
-      <w:pPr>
-        <w:jc w:val="center"/>
-        <w:rPr>
-          <w:b/>
-          <w:bCs/>
-        </w:rPr>
-      </w:pPr>
       <w:r>
         <w:rPr>
           <w:b/>
           <w:bCs/>
         </w:rPr>
+        <w:lastRenderedPageBreak/>
         <w:t>taggingSummaries.R</w:t>
       </w:r>
     </w:p>
@@ -3463,6 +3453,1393 @@
       </w:tr>
     </w:tbl>
     <w:p/>
+    <w:p>
+      <w:r>
+        <w:t xml:space="preserve">2. </w:t>
+      </w:r>
+      <w:r>
+        <w:t>Quality Control</w:t>
+      </w:r>
+    </w:p>
+    <w:p>
+      <w:pPr>
+        <w:jc w:val="center"/>
+        <w:rPr>
+          <w:b/>
+          <w:bCs/>
+        </w:rPr>
+      </w:pPr>
+      <w:r>
+        <w:rPr>
+          <w:b/>
+          <w:bCs/>
+        </w:rPr>
+        <w:t>acceptableNames.R</w:t>
+      </w:r>
+    </w:p>
+    <w:tbl>
+      <w:tblPr>
+        <w:tblStyle w:val="TableGrid"/>
+        <w:tblW w:w="11624" w:type="dxa"/>
+        <w:tblInd w:w="-1139" w:type="dxa"/>
+        <w:tblLook w:val="04A0" w:firstRow="1" w:lastRow="0" w:firstColumn="1" w:lastColumn="0" w:noHBand="0" w:noVBand="1"/>
+      </w:tblPr>
+      <w:tblGrid>
+        <w:gridCol w:w="1843"/>
+        <w:gridCol w:w="2552"/>
+        <w:gridCol w:w="6945"/>
+        <w:gridCol w:w="284"/>
+      </w:tblGrid>
+      <w:tr>
+        <w:tc>
+          <w:tcPr>
+            <w:tcW w:w="1843" w:type="dxa"/>
+            <w:shd w:val="clear" w:color="auto" w:fill="F2F2F2" w:themeFill="background1" w:themeFillShade="F2"/>
+          </w:tcPr>
+          <w:p>
+            <w:pPr>
+              <w:rPr>
+                <w:b/>
+                <w:bCs/>
+              </w:rPr>
+            </w:pPr>
+            <w:r>
+              <w:rPr>
+                <w:b/>
+                <w:bCs/>
+              </w:rPr>
+              <w:t>Purpose</w:t>
+            </w:r>
+          </w:p>
+        </w:tc>
+        <w:tc>
+          <w:tcPr>
+            <w:tcW w:w="9497" w:type="dxa"/>
+            <w:gridSpan w:val="2"/>
+            <w:shd w:val="clear" w:color="auto" w:fill="F2F2F2" w:themeFill="background1" w:themeFillShade="F2"/>
+          </w:tcPr>
+          <w:p>
+            <w:r>
+              <w:t>To assign the most likely fishing location to tag returns by matching the return tags to the commercial catch records</w:t>
+            </w:r>
+            <w:r>
+              <w:t xml:space="preserve"> (using GPS locations).</w:t>
+            </w:r>
+          </w:p>
+          <w:p>
+            <w:r>
+              <w:t>Also checks to ensure that the catch areas are properly named among the acceptable list.</w:t>
+            </w:r>
+          </w:p>
+        </w:tc>
+        <w:tc>
+          <w:tcPr>
+            <w:tcW w:w="284" w:type="dxa"/>
+          </w:tcPr>
+          <w:p/>
+        </w:tc>
+      </w:tr>
+      <w:tr>
+        <w:tc>
+          <w:tcPr>
+            <w:tcW w:w="1843" w:type="dxa"/>
+          </w:tcPr>
+          <w:p>
+            <w:pPr>
+              <w:rPr>
+                <w:b/>
+                <w:bCs/>
+              </w:rPr>
+            </w:pPr>
+            <w:r>
+              <w:rPr>
+                <w:b/>
+                <w:bCs/>
+              </w:rPr>
+              <w:t>Files Needed</w:t>
+            </w:r>
+          </w:p>
+          <w:p>
+            <w:pPr>
+              <w:rPr>
+                <w:b/>
+                <w:bCs/>
+              </w:rPr>
+            </w:pPr>
+          </w:p>
+        </w:tc>
+        <w:tc>
+          <w:tcPr>
+            <w:tcW w:w="2552" w:type="dxa"/>
+          </w:tcPr>
+          <w:p/>
+        </w:tc>
+        <w:tc>
+          <w:tcPr>
+            <w:tcW w:w="7229" w:type="dxa"/>
+            <w:gridSpan w:val="2"/>
+          </w:tcPr>
+          <w:p>
+            <w:pPr>
+              <w:pStyle w:val="ListParagraph"/>
+            </w:pPr>
+            <w:r>
+              <w:t>mobile.RData (this seems to be some of the DFO commercial catch data)</w:t>
+            </w:r>
+          </w:p>
+        </w:tc>
+      </w:tr>
+      <w:tr>
+        <w:tc>
+          <w:tcPr>
+            <w:tcW w:w="1843" w:type="dxa"/>
+            <w:shd w:val="clear" w:color="auto" w:fill="F2F2F2" w:themeFill="background1" w:themeFillShade="F2"/>
+          </w:tcPr>
+          <w:p>
+            <w:pPr>
+              <w:rPr>
+                <w:b/>
+                <w:bCs/>
+              </w:rPr>
+            </w:pPr>
+          </w:p>
+        </w:tc>
+        <w:tc>
+          <w:tcPr>
+            <w:tcW w:w="2552" w:type="dxa"/>
+            <w:shd w:val="clear" w:color="auto" w:fill="F2F2F2" w:themeFill="background1" w:themeFillShade="F2"/>
+          </w:tcPr>
+          <w:p/>
+        </w:tc>
+        <w:tc>
+          <w:tcPr>
+            <w:tcW w:w="7229" w:type="dxa"/>
+            <w:gridSpan w:val="2"/>
+            <w:shd w:val="clear" w:color="auto" w:fill="F2F2F2" w:themeFill="background1" w:themeFillShade="F2"/>
+          </w:tcPr>
+          <w:p>
+            <w:pPr>
+              <w:pStyle w:val="ListParagraph"/>
+            </w:pPr>
+          </w:p>
+        </w:tc>
+      </w:tr>
+      <w:tr>
+        <w:tc>
+          <w:tcPr>
+            <w:tcW w:w="1843" w:type="dxa"/>
+          </w:tcPr>
+          <w:p>
+            <w:pPr>
+              <w:rPr>
+                <w:b/>
+                <w:bCs/>
+              </w:rPr>
+            </w:pPr>
+            <w:r>
+              <w:rPr>
+                <w:b/>
+                <w:bCs/>
+              </w:rPr>
+              <w:t>Files Produced</w:t>
+            </w:r>
+          </w:p>
+        </w:tc>
+        <w:tc>
+          <w:tcPr>
+            <w:tcW w:w="2552" w:type="dxa"/>
+          </w:tcPr>
+          <w:p/>
+        </w:tc>
+        <w:tc>
+          <w:tcPr>
+            <w:tcW w:w="7229" w:type="dxa"/>
+            <w:gridSpan w:val="2"/>
+          </w:tcPr>
+          <w:p>
+            <w:pPr>
+              <w:pStyle w:val="ListParagraph"/>
+            </w:pPr>
+            <w:r>
+              <w:t>mismatch</w:t>
+            </w:r>
+            <w:r>
+              <w:t>FishingGrounds.csv</w:t>
+            </w:r>
+          </w:p>
+          <w:p>
+            <w:pPr>
+              <w:pStyle w:val="ListParagraph"/>
+            </w:pPr>
+            <w:r>
+              <w:t>mismatchedFishingGrounds.csv</w:t>
+            </w:r>
+          </w:p>
+        </w:tc>
+      </w:tr>
+      <w:tr>
+        <w:tc>
+          <w:tcPr>
+            <w:tcW w:w="1843" w:type="dxa"/>
+          </w:tcPr>
+          <w:p>
+            <w:pPr>
+              <w:rPr>
+                <w:b/>
+                <w:bCs/>
+              </w:rPr>
+            </w:pPr>
+          </w:p>
+        </w:tc>
+        <w:tc>
+          <w:tcPr>
+            <w:tcW w:w="2552" w:type="dxa"/>
+          </w:tcPr>
+          <w:p/>
+        </w:tc>
+        <w:tc>
+          <w:tcPr>
+            <w:tcW w:w="7229" w:type="dxa"/>
+            <w:gridSpan w:val="2"/>
+          </w:tcPr>
+          <w:p>
+            <w:pPr>
+              <w:pStyle w:val="ListParagraph"/>
+            </w:pPr>
+          </w:p>
+        </w:tc>
+      </w:tr>
+      <w:tr>
+        <w:tc>
+          <w:tcPr>
+            <w:tcW w:w="1843" w:type="dxa"/>
+          </w:tcPr>
+          <w:p>
+            <w:pPr>
+              <w:rPr>
+                <w:b/>
+                <w:bCs/>
+              </w:rPr>
+            </w:pPr>
+            <w:r>
+              <w:rPr>
+                <w:b/>
+                <w:bCs/>
+              </w:rPr>
+              <w:t>Files Updated</w:t>
+            </w:r>
+          </w:p>
+        </w:tc>
+        <w:tc>
+          <w:tcPr>
+            <w:tcW w:w="2552" w:type="dxa"/>
+          </w:tcPr>
+          <w:p/>
+        </w:tc>
+        <w:tc>
+          <w:tcPr>
+            <w:tcW w:w="7229" w:type="dxa"/>
+            <w:gridSpan w:val="2"/>
+          </w:tcPr>
+          <w:p>
+            <w:pPr>
+              <w:pStyle w:val="ListParagraph"/>
+            </w:pPr>
+          </w:p>
+        </w:tc>
+      </w:tr>
+    </w:tbl>
+    <w:p/>
+    <w:p>
+      <w:pPr>
+        <w:jc w:val="center"/>
+        <w:rPr>
+          <w:b/>
+          <w:bCs/>
+        </w:rPr>
+      </w:pPr>
+      <w:r>
+        <w:rPr>
+          <w:b/>
+          <w:bCs/>
+        </w:rPr>
+        <w:t>Coordinate QC.R</w:t>
+      </w:r>
+    </w:p>
+    <w:p>
+      <w:pPr>
+        <w:jc w:val="center"/>
+        <w:rPr>
+          <w:i/>
+          <w:iCs/>
+        </w:rPr>
+      </w:pPr>
+      <w:r>
+        <w:rPr>
+          <w:i/>
+          <w:iCs/>
+        </w:rPr>
+        <w:t>*Note within code (line 99): Got false even for tags that matched as there were multiple commercial catches and the loop only evaluated the first position.</w:t>
+      </w:r>
+      <w:r>
+        <w:rPr>
+          <w:i/>
+          <w:iCs/>
+        </w:rPr>
+        <w:t>*</w:t>
+      </w:r>
+    </w:p>
+    <w:tbl>
+      <w:tblPr>
+        <w:tblStyle w:val="TableGrid"/>
+        <w:tblW w:w="11624" w:type="dxa"/>
+        <w:tblInd w:w="-1139" w:type="dxa"/>
+        <w:tblLook w:val="04A0" w:firstRow="1" w:lastRow="0" w:firstColumn="1" w:lastColumn="0" w:noHBand="0" w:noVBand="1"/>
+      </w:tblPr>
+      <w:tblGrid>
+        <w:gridCol w:w="1843"/>
+        <w:gridCol w:w="2552"/>
+        <w:gridCol w:w="6945"/>
+        <w:gridCol w:w="284"/>
+      </w:tblGrid>
+      <w:tr>
+        <w:tc>
+          <w:tcPr>
+            <w:tcW w:w="1843" w:type="dxa"/>
+            <w:shd w:val="clear" w:color="auto" w:fill="F2F2F2" w:themeFill="background1" w:themeFillShade="F2"/>
+          </w:tcPr>
+          <w:p>
+            <w:pPr>
+              <w:rPr>
+                <w:b/>
+                <w:bCs/>
+              </w:rPr>
+            </w:pPr>
+            <w:r>
+              <w:rPr>
+                <w:b/>
+                <w:bCs/>
+              </w:rPr>
+              <w:t>Purpose</w:t>
+            </w:r>
+          </w:p>
+        </w:tc>
+        <w:tc>
+          <w:tcPr>
+            <w:tcW w:w="9497" w:type="dxa"/>
+            <w:gridSpan w:val="2"/>
+            <w:shd w:val="clear" w:color="auto" w:fill="F2F2F2" w:themeFill="background1" w:themeFillShade="F2"/>
+          </w:tcPr>
+          <w:p>
+            <w:r>
+              <w:t>Quality controls the GPS positions of the tag returns, based on the return coordinates compared to the commercial catches.</w:t>
+            </w:r>
+          </w:p>
+          <w:p>
+            <w:r>
+              <w:t>Ensures every tag can be linked to a valid commercial catch record before analysis.</w:t>
+            </w:r>
+          </w:p>
+        </w:tc>
+        <w:tc>
+          <w:tcPr>
+            <w:tcW w:w="284" w:type="dxa"/>
+          </w:tcPr>
+          <w:p/>
+        </w:tc>
+      </w:tr>
+      <w:tr>
+        <w:tc>
+          <w:tcPr>
+            <w:tcW w:w="1843" w:type="dxa"/>
+          </w:tcPr>
+          <w:p>
+            <w:pPr>
+              <w:rPr>
+                <w:b/>
+                <w:bCs/>
+              </w:rPr>
+            </w:pPr>
+            <w:r>
+              <w:rPr>
+                <w:b/>
+                <w:bCs/>
+              </w:rPr>
+              <w:t>Files Needed</w:t>
+            </w:r>
+          </w:p>
+          <w:p>
+            <w:pPr>
+              <w:rPr>
+                <w:b/>
+                <w:bCs/>
+              </w:rPr>
+            </w:pPr>
+          </w:p>
+        </w:tc>
+        <w:tc>
+          <w:tcPr>
+            <w:tcW w:w="2552" w:type="dxa"/>
+          </w:tcPr>
+          <w:p/>
+        </w:tc>
+        <w:tc>
+          <w:tcPr>
+            <w:tcW w:w="7229" w:type="dxa"/>
+            <w:gridSpan w:val="2"/>
+          </w:tcPr>
+          <w:p>
+            <w:pPr>
+              <w:pStyle w:val="ListParagraph"/>
+            </w:pPr>
+            <w:r>
+              <w:t>returnsAndCCatch.RData</w:t>
+            </w:r>
+          </w:p>
+          <w:p>
+            <w:pPr>
+              <w:pStyle w:val="ListParagraph"/>
+            </w:pPr>
+            <w:r>
+              <w:t>returnGPSMaster.csv</w:t>
+            </w:r>
+          </w:p>
+        </w:tc>
+      </w:tr>
+      <w:tr>
+        <w:tc>
+          <w:tcPr>
+            <w:tcW w:w="1843" w:type="dxa"/>
+            <w:shd w:val="clear" w:color="auto" w:fill="F2F2F2" w:themeFill="background1" w:themeFillShade="F2"/>
+          </w:tcPr>
+          <w:p>
+            <w:pPr>
+              <w:rPr>
+                <w:b/>
+                <w:bCs/>
+              </w:rPr>
+            </w:pPr>
+          </w:p>
+        </w:tc>
+        <w:tc>
+          <w:tcPr>
+            <w:tcW w:w="2552" w:type="dxa"/>
+            <w:shd w:val="clear" w:color="auto" w:fill="F2F2F2" w:themeFill="background1" w:themeFillShade="F2"/>
+          </w:tcPr>
+          <w:p/>
+        </w:tc>
+        <w:tc>
+          <w:tcPr>
+            <w:tcW w:w="7229" w:type="dxa"/>
+            <w:gridSpan w:val="2"/>
+            <w:shd w:val="clear" w:color="auto" w:fill="F2F2F2" w:themeFill="background1" w:themeFillShade="F2"/>
+          </w:tcPr>
+          <w:p>
+            <w:pPr>
+              <w:pStyle w:val="ListParagraph"/>
+            </w:pPr>
+          </w:p>
+        </w:tc>
+      </w:tr>
+      <w:tr>
+        <w:tc>
+          <w:tcPr>
+            <w:tcW w:w="1843" w:type="dxa"/>
+          </w:tcPr>
+          <w:p>
+            <w:pPr>
+              <w:rPr>
+                <w:b/>
+                <w:bCs/>
+              </w:rPr>
+            </w:pPr>
+            <w:r>
+              <w:rPr>
+                <w:b/>
+                <w:bCs/>
+              </w:rPr>
+              <w:t>Files Produced</w:t>
+            </w:r>
+          </w:p>
+        </w:tc>
+        <w:tc>
+          <w:tcPr>
+            <w:tcW w:w="2552" w:type="dxa"/>
+          </w:tcPr>
+          <w:p/>
+        </w:tc>
+        <w:tc>
+          <w:tcPr>
+            <w:tcW w:w="7229" w:type="dxa"/>
+            <w:gridSpan w:val="2"/>
+          </w:tcPr>
+          <w:p>
+            <w:pPr>
+              <w:pStyle w:val="ListParagraph"/>
+            </w:pPr>
+            <w:r>
+              <w:t>r.csv</w:t>
+            </w:r>
+          </w:p>
+          <w:p>
+            <w:pPr>
+              <w:pStyle w:val="ListParagraph"/>
+            </w:pPr>
+            <w:r>
+              <w:t>differences.csv</w:t>
+            </w:r>
+          </w:p>
+          <w:p>
+            <w:pPr>
+              <w:pStyle w:val="ListParagraph"/>
+            </w:pPr>
+          </w:p>
+        </w:tc>
+      </w:tr>
+      <w:tr>
+        <w:tc>
+          <w:tcPr>
+            <w:tcW w:w="1843" w:type="dxa"/>
+          </w:tcPr>
+          <w:p>
+            <w:pPr>
+              <w:rPr>
+                <w:b/>
+                <w:bCs/>
+              </w:rPr>
+            </w:pPr>
+          </w:p>
+        </w:tc>
+        <w:tc>
+          <w:tcPr>
+            <w:tcW w:w="2552" w:type="dxa"/>
+          </w:tcPr>
+          <w:p/>
+        </w:tc>
+        <w:tc>
+          <w:tcPr>
+            <w:tcW w:w="7229" w:type="dxa"/>
+            <w:gridSpan w:val="2"/>
+          </w:tcPr>
+          <w:p>
+            <w:pPr>
+              <w:pStyle w:val="ListParagraph"/>
+            </w:pPr>
+          </w:p>
+        </w:tc>
+      </w:tr>
+      <w:tr>
+        <w:tc>
+          <w:tcPr>
+            <w:tcW w:w="1843" w:type="dxa"/>
+          </w:tcPr>
+          <w:p>
+            <w:pPr>
+              <w:rPr>
+                <w:b/>
+                <w:bCs/>
+              </w:rPr>
+            </w:pPr>
+            <w:r>
+              <w:rPr>
+                <w:b/>
+                <w:bCs/>
+              </w:rPr>
+              <w:lastRenderedPageBreak/>
+              <w:t>Files Updated</w:t>
+            </w:r>
+          </w:p>
+        </w:tc>
+        <w:tc>
+          <w:tcPr>
+            <w:tcW w:w="2552" w:type="dxa"/>
+          </w:tcPr>
+          <w:p/>
+        </w:tc>
+        <w:tc>
+          <w:tcPr>
+            <w:tcW w:w="7229" w:type="dxa"/>
+            <w:gridSpan w:val="2"/>
+          </w:tcPr>
+          <w:p>
+            <w:pPr>
+              <w:pStyle w:val="ListParagraph"/>
+            </w:pPr>
+          </w:p>
+        </w:tc>
+      </w:tr>
+    </w:tbl>
+    <w:p/>
+    <w:p>
+      <w:pPr>
+        <w:jc w:val="center"/>
+        <w:rPr>
+          <w:b/>
+          <w:bCs/>
+        </w:rPr>
+      </w:pPr>
+      <w:r>
+        <w:rPr>
+          <w:b/>
+          <w:bCs/>
+        </w:rPr>
+        <w:t>LinkReturnstoCommercialCatch.R</w:t>
+      </w:r>
+    </w:p>
+    <w:p>
+      <w:pPr>
+        <w:jc w:val="center"/>
+        <w:rPr>
+          <w:i/>
+          <w:iCs/>
+        </w:rPr>
+      </w:pPr>
+      <w:r>
+        <w:rPr>
+          <w:i/>
+          <w:iCs/>
+        </w:rPr>
+        <w:t>This appears to have the same purpose as the linkReturnstoCC.R script</w:t>
+      </w:r>
+    </w:p>
+    <w:tbl>
+      <w:tblPr>
+        <w:tblStyle w:val="TableGrid"/>
+        <w:tblW w:w="11624" w:type="dxa"/>
+        <w:tblInd w:w="-1139" w:type="dxa"/>
+        <w:tblLook w:val="04A0" w:firstRow="1" w:lastRow="0" w:firstColumn="1" w:lastColumn="0" w:noHBand="0" w:noVBand="1"/>
+      </w:tblPr>
+      <w:tblGrid>
+        <w:gridCol w:w="1843"/>
+        <w:gridCol w:w="2552"/>
+        <w:gridCol w:w="6945"/>
+        <w:gridCol w:w="284"/>
+      </w:tblGrid>
+      <w:tr>
+        <w:tc>
+          <w:tcPr>
+            <w:tcW w:w="1843" w:type="dxa"/>
+            <w:shd w:val="clear" w:color="auto" w:fill="F2F2F2" w:themeFill="background1" w:themeFillShade="F2"/>
+          </w:tcPr>
+          <w:p>
+            <w:pPr>
+              <w:rPr>
+                <w:b/>
+                <w:bCs/>
+              </w:rPr>
+            </w:pPr>
+            <w:r>
+              <w:tab/>
+            </w:r>
+            <w:r>
+              <w:rPr>
+                <w:b/>
+                <w:bCs/>
+              </w:rPr>
+              <w:t>Purpose</w:t>
+            </w:r>
+          </w:p>
+        </w:tc>
+        <w:tc>
+          <w:tcPr>
+            <w:tcW w:w="9497" w:type="dxa"/>
+            <w:gridSpan w:val="2"/>
+            <w:shd w:val="clear" w:color="auto" w:fill="F2F2F2" w:themeFill="background1" w:themeFillShade="F2"/>
+          </w:tcPr>
+          <w:p>
+            <w:r>
+              <w:t>Load and QC all the tag returns to-date and link them to commercial catch data provided from DFO.</w:t>
+            </w:r>
+          </w:p>
+          <w:p/>
+        </w:tc>
+        <w:tc>
+          <w:tcPr>
+            <w:tcW w:w="284" w:type="dxa"/>
+          </w:tcPr>
+          <w:p/>
+        </w:tc>
+      </w:tr>
+      <w:tr>
+        <w:tc>
+          <w:tcPr>
+            <w:tcW w:w="1843" w:type="dxa"/>
+          </w:tcPr>
+          <w:p>
+            <w:pPr>
+              <w:rPr>
+                <w:b/>
+                <w:bCs/>
+              </w:rPr>
+            </w:pPr>
+            <w:r>
+              <w:rPr>
+                <w:b/>
+                <w:bCs/>
+              </w:rPr>
+              <w:t>Files Needed</w:t>
+            </w:r>
+          </w:p>
+        </w:tc>
+        <w:tc>
+          <w:tcPr>
+            <w:tcW w:w="2552" w:type="dxa"/>
+          </w:tcPr>
+          <w:p/>
+        </w:tc>
+        <w:tc>
+          <w:tcPr>
+            <w:tcW w:w="7229" w:type="dxa"/>
+            <w:gridSpan w:val="2"/>
+          </w:tcPr>
+          <w:p>
+            <w:pPr>
+              <w:pStyle w:val="ListParagraph"/>
+            </w:pPr>
+            <w:r>
+              <w:t>mobile.RData</w:t>
+            </w:r>
+          </w:p>
+          <w:p>
+            <w:pPr>
+              <w:pStyle w:val="ListParagraph"/>
+            </w:pPr>
+          </w:p>
+        </w:tc>
+      </w:tr>
+      <w:tr>
+        <w:tc>
+          <w:tcPr>
+            <w:tcW w:w="1843" w:type="dxa"/>
+            <w:shd w:val="clear" w:color="auto" w:fill="F2F2F2" w:themeFill="background1" w:themeFillShade="F2"/>
+          </w:tcPr>
+          <w:p>
+            <w:pPr>
+              <w:rPr>
+                <w:b/>
+                <w:bCs/>
+              </w:rPr>
+            </w:pPr>
+          </w:p>
+        </w:tc>
+        <w:tc>
+          <w:tcPr>
+            <w:tcW w:w="2552" w:type="dxa"/>
+            <w:shd w:val="clear" w:color="auto" w:fill="F2F2F2" w:themeFill="background1" w:themeFillShade="F2"/>
+          </w:tcPr>
+          <w:p/>
+        </w:tc>
+        <w:tc>
+          <w:tcPr>
+            <w:tcW w:w="7229" w:type="dxa"/>
+            <w:gridSpan w:val="2"/>
+            <w:shd w:val="clear" w:color="auto" w:fill="F2F2F2" w:themeFill="background1" w:themeFillShade="F2"/>
+          </w:tcPr>
+          <w:p>
+            <w:pPr>
+              <w:pStyle w:val="ListParagraph"/>
+            </w:pPr>
+          </w:p>
+        </w:tc>
+      </w:tr>
+      <w:tr>
+        <w:tc>
+          <w:tcPr>
+            <w:tcW w:w="1843" w:type="dxa"/>
+          </w:tcPr>
+          <w:p>
+            <w:pPr>
+              <w:rPr>
+                <w:b/>
+                <w:bCs/>
+              </w:rPr>
+            </w:pPr>
+            <w:r>
+              <w:rPr>
+                <w:b/>
+                <w:bCs/>
+              </w:rPr>
+              <w:t>Files Produced</w:t>
+            </w:r>
+          </w:p>
+        </w:tc>
+        <w:tc>
+          <w:tcPr>
+            <w:tcW w:w="2552" w:type="dxa"/>
+          </w:tcPr>
+          <w:p/>
+        </w:tc>
+        <w:tc>
+          <w:tcPr>
+            <w:tcW w:w="7229" w:type="dxa"/>
+            <w:gridSpan w:val="2"/>
+          </w:tcPr>
+          <w:p>
+            <w:pPr>
+              <w:pStyle w:val="ListParagraph"/>
+            </w:pPr>
+            <w:r>
+              <w:t>mismatchFishingGrounds.csv</w:t>
+            </w:r>
+          </w:p>
+          <w:p>
+            <w:pPr>
+              <w:pStyle w:val="ListParagraph"/>
+            </w:pPr>
+            <w:r>
+              <w:t>mismatchedFishingGrounds.csv</w:t>
+            </w:r>
+          </w:p>
+        </w:tc>
+      </w:tr>
+      <w:tr>
+        <w:tc>
+          <w:tcPr>
+            <w:tcW w:w="1843" w:type="dxa"/>
+            <w:shd w:val="clear" w:color="auto" w:fill="F2F2F2" w:themeFill="background1" w:themeFillShade="F2"/>
+          </w:tcPr>
+          <w:p>
+            <w:pPr>
+              <w:rPr>
+                <w:b/>
+                <w:bCs/>
+              </w:rPr>
+            </w:pPr>
+            <w:r>
+              <w:rPr>
+                <w:b/>
+                <w:bCs/>
+              </w:rPr>
+              <w:t>Files</w:t>
+            </w:r>
+            <w:r>
+              <w:rPr>
+                <w:b/>
+                <w:bCs/>
+              </w:rPr>
+              <w:t xml:space="preserve"> Updated</w:t>
+            </w:r>
+          </w:p>
+        </w:tc>
+        <w:tc>
+          <w:tcPr>
+            <w:tcW w:w="2552" w:type="dxa"/>
+            <w:shd w:val="clear" w:color="auto" w:fill="F2F2F2" w:themeFill="background1" w:themeFillShade="F2"/>
+          </w:tcPr>
+          <w:p/>
+        </w:tc>
+        <w:tc>
+          <w:tcPr>
+            <w:tcW w:w="7229" w:type="dxa"/>
+            <w:gridSpan w:val="2"/>
+            <w:shd w:val="clear" w:color="auto" w:fill="F2F2F2" w:themeFill="background1" w:themeFillShade="F2"/>
+          </w:tcPr>
+          <w:p/>
+        </w:tc>
+      </w:tr>
+    </w:tbl>
+    <w:p>
+      <w:pPr>
+        <w:jc w:val="center"/>
+        <w:rPr>
+          <w:b/>
+          <w:bCs/>
+        </w:rPr>
+      </w:pPr>
+    </w:p>
+    <w:p>
+      <w:pPr>
+        <w:jc w:val="center"/>
+        <w:rPr>
+          <w:b/>
+          <w:bCs/>
+        </w:rPr>
+      </w:pPr>
+      <w:r>
+        <w:rPr>
+          <w:b/>
+          <w:bCs/>
+        </w:rPr>
+        <w:t>mapMisMatchedReturns.R</w:t>
+      </w:r>
+    </w:p>
+    <w:tbl>
+      <w:tblPr>
+        <w:tblStyle w:val="TableGrid"/>
+        <w:tblW w:w="11624" w:type="dxa"/>
+        <w:tblInd w:w="-1139" w:type="dxa"/>
+        <w:tblLook w:val="04A0" w:firstRow="1" w:lastRow="0" w:firstColumn="1" w:lastColumn="0" w:noHBand="0" w:noVBand="1"/>
+      </w:tblPr>
+      <w:tblGrid>
+        <w:gridCol w:w="1843"/>
+        <w:gridCol w:w="2552"/>
+        <w:gridCol w:w="6945"/>
+        <w:gridCol w:w="284"/>
+      </w:tblGrid>
+      <w:tr>
+        <w:tc>
+          <w:tcPr>
+            <w:tcW w:w="1843" w:type="dxa"/>
+            <w:shd w:val="clear" w:color="auto" w:fill="F2F2F2" w:themeFill="background1" w:themeFillShade="F2"/>
+          </w:tcPr>
+          <w:p>
+            <w:pPr>
+              <w:rPr>
+                <w:b/>
+                <w:bCs/>
+              </w:rPr>
+            </w:pPr>
+            <w:r>
+              <w:tab/>
+            </w:r>
+            <w:r>
+              <w:rPr>
+                <w:b/>
+                <w:bCs/>
+              </w:rPr>
+              <w:t>Purpose</w:t>
+            </w:r>
+          </w:p>
+        </w:tc>
+        <w:tc>
+          <w:tcPr>
+            <w:tcW w:w="9497" w:type="dxa"/>
+            <w:gridSpan w:val="2"/>
+            <w:shd w:val="clear" w:color="auto" w:fill="F2F2F2" w:themeFill="background1" w:themeFillShade="F2"/>
+          </w:tcPr>
+          <w:p>
+            <w:r>
+              <w:t>Compares tag returns to matched commercial catch coordinates to determine if any mismatches are a naming difference, or a location-assignment error.</w:t>
+            </w:r>
+          </w:p>
+        </w:tc>
+        <w:tc>
+          <w:tcPr>
+            <w:tcW w:w="284" w:type="dxa"/>
+          </w:tcPr>
+          <w:p/>
+        </w:tc>
+      </w:tr>
+      <w:tr>
+        <w:tc>
+          <w:tcPr>
+            <w:tcW w:w="1843" w:type="dxa"/>
+          </w:tcPr>
+          <w:p>
+            <w:pPr>
+              <w:rPr>
+                <w:b/>
+                <w:bCs/>
+              </w:rPr>
+            </w:pPr>
+            <w:r>
+              <w:rPr>
+                <w:b/>
+                <w:bCs/>
+              </w:rPr>
+              <w:t>Files Needed</w:t>
+            </w:r>
+          </w:p>
+        </w:tc>
+        <w:tc>
+          <w:tcPr>
+            <w:tcW w:w="2552" w:type="dxa"/>
+          </w:tcPr>
+          <w:p/>
+        </w:tc>
+        <w:tc>
+          <w:tcPr>
+            <w:tcW w:w="7229" w:type="dxa"/>
+            <w:gridSpan w:val="2"/>
+          </w:tcPr>
+          <w:p>
+            <w:pPr>
+              <w:pStyle w:val="ListParagraph"/>
+            </w:pPr>
+            <w:r>
+              <w:t>checkCoordinates.csv</w:t>
+            </w:r>
+          </w:p>
+          <w:p>
+            <w:pPr>
+              <w:pStyle w:val="ListParagraph"/>
+            </w:pPr>
+          </w:p>
+        </w:tc>
+      </w:tr>
+      <w:tr>
+        <w:tc>
+          <w:tcPr>
+            <w:tcW w:w="1843" w:type="dxa"/>
+            <w:shd w:val="clear" w:color="auto" w:fill="F2F2F2" w:themeFill="background1" w:themeFillShade="F2"/>
+          </w:tcPr>
+          <w:p>
+            <w:pPr>
+              <w:rPr>
+                <w:b/>
+                <w:bCs/>
+              </w:rPr>
+            </w:pPr>
+          </w:p>
+        </w:tc>
+        <w:tc>
+          <w:tcPr>
+            <w:tcW w:w="2552" w:type="dxa"/>
+            <w:shd w:val="clear" w:color="auto" w:fill="F2F2F2" w:themeFill="background1" w:themeFillShade="F2"/>
+          </w:tcPr>
+          <w:p/>
+        </w:tc>
+        <w:tc>
+          <w:tcPr>
+            <w:tcW w:w="7229" w:type="dxa"/>
+            <w:gridSpan w:val="2"/>
+            <w:shd w:val="clear" w:color="auto" w:fill="F2F2F2" w:themeFill="background1" w:themeFillShade="F2"/>
+          </w:tcPr>
+          <w:p>
+            <w:pPr>
+              <w:pStyle w:val="ListParagraph"/>
+            </w:pPr>
+          </w:p>
+        </w:tc>
+      </w:tr>
+      <w:tr>
+        <w:tc>
+          <w:tcPr>
+            <w:tcW w:w="1843" w:type="dxa"/>
+          </w:tcPr>
+          <w:p>
+            <w:pPr>
+              <w:rPr>
+                <w:b/>
+                <w:bCs/>
+              </w:rPr>
+            </w:pPr>
+            <w:r>
+              <w:rPr>
+                <w:b/>
+                <w:bCs/>
+              </w:rPr>
+              <w:t>Files Produced</w:t>
+            </w:r>
+          </w:p>
+        </w:tc>
+        <w:tc>
+          <w:tcPr>
+            <w:tcW w:w="2552" w:type="dxa"/>
+          </w:tcPr>
+          <w:p/>
+        </w:tc>
+        <w:tc>
+          <w:tcPr>
+            <w:tcW w:w="7229" w:type="dxa"/>
+            <w:gridSpan w:val="2"/>
+          </w:tcPr>
+          <w:p>
+            <w:pPr>
+              <w:pStyle w:val="ListParagraph"/>
+            </w:pPr>
+            <w:r>
+              <w:t>Saves maps to a file in Jenna’s workspace.</w:t>
+            </w:r>
+          </w:p>
+        </w:tc>
+      </w:tr>
+      <w:tr>
+        <w:tc>
+          <w:tcPr>
+            <w:tcW w:w="1843" w:type="dxa"/>
+            <w:shd w:val="clear" w:color="auto" w:fill="F2F2F2" w:themeFill="background1" w:themeFillShade="F2"/>
+          </w:tcPr>
+          <w:p>
+            <w:pPr>
+              <w:rPr>
+                <w:b/>
+                <w:bCs/>
+              </w:rPr>
+            </w:pPr>
+            <w:r>
+              <w:rPr>
+                <w:b/>
+                <w:bCs/>
+              </w:rPr>
+              <w:t>Files</w:t>
+            </w:r>
+            <w:r>
+              <w:rPr>
+                <w:b/>
+                <w:bCs/>
+              </w:rPr>
+              <w:t xml:space="preserve"> Updated</w:t>
+            </w:r>
+          </w:p>
+        </w:tc>
+        <w:tc>
+          <w:tcPr>
+            <w:tcW w:w="2552" w:type="dxa"/>
+            <w:shd w:val="clear" w:color="auto" w:fill="F2F2F2" w:themeFill="background1" w:themeFillShade="F2"/>
+          </w:tcPr>
+          <w:p/>
+        </w:tc>
+        <w:tc>
+          <w:tcPr>
+            <w:tcW w:w="7229" w:type="dxa"/>
+            <w:gridSpan w:val="2"/>
+            <w:shd w:val="clear" w:color="auto" w:fill="F2F2F2" w:themeFill="background1" w:themeFillShade="F2"/>
+          </w:tcPr>
+          <w:p/>
+        </w:tc>
+      </w:tr>
+    </w:tbl>
+    <w:p>
+      <w:pPr>
+        <w:jc w:val="center"/>
+        <w:rPr>
+          <w:b/>
+          <w:bCs/>
+        </w:rPr>
+      </w:pPr>
+    </w:p>
+    <w:p>
+      <w:pPr>
+        <w:jc w:val="center"/>
+        <w:rPr>
+          <w:b/>
+          <w:bCs/>
+        </w:rPr>
+      </w:pPr>
+      <w:r>
+        <w:rPr>
+          <w:b/>
+          <w:bCs/>
+        </w:rPr>
+        <w:t>returnsAndCCatch.R</w:t>
+      </w:r>
+    </w:p>
+    <w:tbl>
+      <w:tblPr>
+        <w:tblStyle w:val="TableGrid"/>
+        <w:tblW w:w="11624" w:type="dxa"/>
+        <w:tblInd w:w="-1139" w:type="dxa"/>
+        <w:tblLook w:val="04A0" w:firstRow="1" w:lastRow="0" w:firstColumn="1" w:lastColumn="0" w:noHBand="0" w:noVBand="1"/>
+      </w:tblPr>
+      <w:tblGrid>
+        <w:gridCol w:w="1843"/>
+        <w:gridCol w:w="2552"/>
+        <w:gridCol w:w="6945"/>
+        <w:gridCol w:w="284"/>
+      </w:tblGrid>
+      <w:tr>
+        <w:tc>
+          <w:tcPr>
+            <w:tcW w:w="1843" w:type="dxa"/>
+            <w:shd w:val="clear" w:color="auto" w:fill="F2F2F2" w:themeFill="background1" w:themeFillShade="F2"/>
+          </w:tcPr>
+          <w:p>
+            <w:pPr>
+              <w:rPr>
+                <w:b/>
+                <w:bCs/>
+              </w:rPr>
+            </w:pPr>
+            <w:r>
+              <w:tab/>
+            </w:r>
+            <w:r>
+              <w:rPr>
+                <w:b/>
+                <w:bCs/>
+              </w:rPr>
+              <w:t>Purpose</w:t>
+            </w:r>
+          </w:p>
+        </w:tc>
+        <w:tc>
+          <w:tcPr>
+            <w:tcW w:w="9497" w:type="dxa"/>
+            <w:gridSpan w:val="2"/>
+            <w:shd w:val="clear" w:color="auto" w:fill="F2F2F2" w:themeFill="background1" w:themeFillShade="F2"/>
+          </w:tcPr>
+          <w:p>
+            <w:r>
+              <w:t>Matches the tag returns to commercial catch records and prepares a dataset for GPS location assignment and quality control.</w:t>
+            </w:r>
+          </w:p>
+        </w:tc>
+        <w:tc>
+          <w:tcPr>
+            <w:tcW w:w="284" w:type="dxa"/>
+          </w:tcPr>
+          <w:p/>
+        </w:tc>
+      </w:tr>
+      <w:tr>
+        <w:tc>
+          <w:tcPr>
+            <w:tcW w:w="1843" w:type="dxa"/>
+          </w:tcPr>
+          <w:p>
+            <w:pPr>
+              <w:rPr>
+                <w:b/>
+                <w:bCs/>
+              </w:rPr>
+            </w:pPr>
+            <w:r>
+              <w:rPr>
+                <w:b/>
+                <w:bCs/>
+              </w:rPr>
+              <w:t>Files Needed</w:t>
+            </w:r>
+          </w:p>
+        </w:tc>
+        <w:tc>
+          <w:tcPr>
+            <w:tcW w:w="2552" w:type="dxa"/>
+          </w:tcPr>
+          <w:p/>
+        </w:tc>
+        <w:tc>
+          <w:tcPr>
+            <w:tcW w:w="7229" w:type="dxa"/>
+            <w:gridSpan w:val="2"/>
+          </w:tcPr>
+          <w:p>
+            <w:pPr>
+              <w:pStyle w:val="ListParagraph"/>
+            </w:pPr>
+          </w:p>
+        </w:tc>
+      </w:tr>
+      <w:tr>
+        <w:tc>
+          <w:tcPr>
+            <w:tcW w:w="1843" w:type="dxa"/>
+            <w:shd w:val="clear" w:color="auto" w:fill="F2F2F2" w:themeFill="background1" w:themeFillShade="F2"/>
+          </w:tcPr>
+          <w:p>
+            <w:pPr>
+              <w:rPr>
+                <w:b/>
+                <w:bCs/>
+              </w:rPr>
+            </w:pPr>
+          </w:p>
+        </w:tc>
+        <w:tc>
+          <w:tcPr>
+            <w:tcW w:w="2552" w:type="dxa"/>
+            <w:shd w:val="clear" w:color="auto" w:fill="F2F2F2" w:themeFill="background1" w:themeFillShade="F2"/>
+          </w:tcPr>
+          <w:p/>
+        </w:tc>
+        <w:tc>
+          <w:tcPr>
+            <w:tcW w:w="7229" w:type="dxa"/>
+            <w:gridSpan w:val="2"/>
+            <w:shd w:val="clear" w:color="auto" w:fill="F2F2F2" w:themeFill="background1" w:themeFillShade="F2"/>
+          </w:tcPr>
+          <w:p>
+            <w:pPr>
+              <w:pStyle w:val="ListParagraph"/>
+            </w:pPr>
+          </w:p>
+        </w:tc>
+      </w:tr>
+      <w:tr>
+        <w:tc>
+          <w:tcPr>
+            <w:tcW w:w="1843" w:type="dxa"/>
+          </w:tcPr>
+          <w:p>
+            <w:pPr>
+              <w:rPr>
+                <w:b/>
+                <w:bCs/>
+              </w:rPr>
+            </w:pPr>
+            <w:r>
+              <w:rPr>
+                <w:b/>
+                <w:bCs/>
+              </w:rPr>
+              <w:t>Files Produced</w:t>
+            </w:r>
+          </w:p>
+        </w:tc>
+        <w:tc>
+          <w:tcPr>
+            <w:tcW w:w="2552" w:type="dxa"/>
+          </w:tcPr>
+          <w:p/>
+        </w:tc>
+        <w:tc>
+          <w:tcPr>
+            <w:tcW w:w="7229" w:type="dxa"/>
+            <w:gridSpan w:val="2"/>
+          </w:tcPr>
+          <w:p>
+            <w:pPr>
+              <w:pStyle w:val="ListParagraph"/>
+            </w:pPr>
+          </w:p>
+        </w:tc>
+      </w:tr>
+      <w:tr>
+        <w:tc>
+          <w:tcPr>
+            <w:tcW w:w="1843" w:type="dxa"/>
+            <w:shd w:val="clear" w:color="auto" w:fill="F2F2F2" w:themeFill="background1" w:themeFillShade="F2"/>
+          </w:tcPr>
+          <w:p>
+            <w:pPr>
+              <w:rPr>
+                <w:b/>
+                <w:bCs/>
+              </w:rPr>
+            </w:pPr>
+            <w:r>
+              <w:rPr>
+                <w:b/>
+                <w:bCs/>
+              </w:rPr>
+              <w:t>Files</w:t>
+            </w:r>
+            <w:r>
+              <w:rPr>
+                <w:b/>
+                <w:bCs/>
+              </w:rPr>
+              <w:t xml:space="preserve"> Updated</w:t>
+            </w:r>
+          </w:p>
+        </w:tc>
+        <w:tc>
+          <w:tcPr>
+            <w:tcW w:w="2552" w:type="dxa"/>
+            <w:shd w:val="clear" w:color="auto" w:fill="F2F2F2" w:themeFill="background1" w:themeFillShade="F2"/>
+          </w:tcPr>
+          <w:p/>
+        </w:tc>
+        <w:tc>
+          <w:tcPr>
+            <w:tcW w:w="7229" w:type="dxa"/>
+            <w:gridSpan w:val="2"/>
+            <w:shd w:val="clear" w:color="auto" w:fill="F2F2F2" w:themeFill="background1" w:themeFillShade="F2"/>
+          </w:tcPr>
+          <w:p/>
+        </w:tc>
+      </w:tr>
+    </w:tbl>
+    <w:p>
+      <w:pPr>
+        <w:jc w:val="center"/>
+        <w:rPr>
+          <w:b/>
+          <w:bCs/>
+        </w:rPr>
+      </w:pPr>
+    </w:p>
     <w:sectPr>
       <w:headerReference w:type="default" r:id="rId18"/>
       <w:pgSz w:w="12240" w:h="15840"/>

--- a/Source Data/Tagging/tagging_Rscripts/0. READ ME - tagging_Rscripts.docx
+++ b/Source Data/Tagging/tagging_Rscripts/0. READ ME - tagging_Rscripts.docx
@@ -4708,6 +4708,30 @@
             <w:pPr>
               <w:pStyle w:val="ListParagraph"/>
             </w:pPr>
+            <w:r>
+              <w:t>commercialcatches.csv</w:t>
+            </w:r>
+          </w:p>
+          <w:p>
+            <w:pPr>
+              <w:pStyle w:val="ListParagraph"/>
+            </w:pPr>
+            <w:r>
+              <w:t>commercialcatchGrounds.csv</w:t>
+            </w:r>
+          </w:p>
+          <w:p>
+            <w:pPr>
+              <w:pStyle w:val="ListParagraph"/>
+            </w:pPr>
+            <w:r>
+              <w:t>rawReturn.csv</w:t>
+            </w:r>
+          </w:p>
+          <w:p>
+            <w:pPr>
+              <w:pStyle w:val="ListParagraph"/>
+            </w:pPr>
           </w:p>
         </w:tc>
       </w:tr>
@@ -4782,6 +4806,9 @@
             <w:pPr>
               <w:pStyle w:val="ListParagraph"/>
             </w:pPr>
+            <w:r>
+              <w:t>returnsAndCCatch.RData</w:t>
+            </w:r>
           </w:p>
         </w:tc>
       </w:tr>
